--- a/NCA_Assistant_User_Manual_v1.8.docx
+++ b/NCA_Assistant_User_Manual_v1.8.docx
@@ -48,7 +48,7 @@
           <w:sz w:val="24"/>
           <w:szCs w:val="24"/>
         </w:rPr>
-        <w:t>Version 1.8</w:t>
+        <w:t>Version X.Y</w:t>
       </w:r>
     </w:p>
     <w:p>
@@ -128,7 +128,7 @@
           <w:sz w:val="18"/>
           <w:szCs w:val="18"/>
         </w:rPr>
-        <w:t>Manual version 1.8, for NCA Assistant v1.7.0</w:t>
+        <w:t>Manual version X.Y, for NCA Assistant vX.Y.Z</w:t>
       </w:r>
     </w:p>
     <w:p>
@@ -6683,7 +6683,8 @@
         <w:spacing w:after="120" w:line="276" w:lineRule="auto"/>
       </w:pPr>
       <w:r>
-        <w:t>NCA Assistant is for pharmacokineticists doing non-compartmental analysis, average bioequivalence testing and study planning. It gives no reference-scaled bioequivalence verdict (ABEL, RSABE), and it has no audit trail, electronic signature or access control. The public instance on shinyapps.io is for evaluation and training, with synthetic or pseudonymised data. For regulated work, install a tagged release on your own system and qualify it there with the validation package. Responsibility for the analysis and its conclusions stays with the user. Not for dosing decisions for individual patients.</w:t>
+        <w:rPr/>
+        <w:t>NCA Assistant is for pharmacokineticists doing non-compartmental analysis, average bioequivalence testing and study planning. It gives no reference-scaled bioequivalence verdict (ABEL, RSABE). The public instance and a standard installation have no audit trail, electronic signature or access control; a controlled installation on your organisation's server adds them (Working on a Controlled Installation). The public instance on shinyapps.io is for evaluation and training, with synthetic or pseudonymised data. For regulated work, install a tagged release on your own system and qualify it there with the validation package. Responsibility for the analysis and its conclusions stays with the user. Not for dosing decisions for individual patients.</w:t>
       </w:r>
     </w:p>
     <w:p>
@@ -8040,6 +8041,10 @@
       <w:r>
         <w:t>The app keeps nothing between sessions. Before you close the browser tab, or leave the public app idle, download what you need: the results as Excel or CSV, the figure, or the Complete Analysis Record, which holds the data, the settings and a script that reproduces the analysis. After a disconnect, upload the file again and click Process Data.</w:t>
       </w:r>
+      <w:r>
+        <w:rPr/>
+        <w:t xml:space="preserve"> On a controlled installation, your records and the audit trail are kept on the server; the uploaded file and the results are not.</w:t>
+      </w:r>
     </w:p>
     <w:p>
       <w:pPr>
@@ -8058,7 +8063,8 @@
         <w:spacing w:after="120" w:line="276" w:lineRule="auto"/>
       </w:pPr>
       <w:r>
-        <w:t>Seven short tutorials, from a first analysis without a file to a bioequivalence study with partial AUCs. Each gives the steps with the labels the app shows, then questions. The answers are in the Answer Key at the end of this chapter, rounded as the app displays them. The example files are in the Data Guide (top navigation bar), under Example Datasets. The first time, do the tutorials in order: later ones assume you know the upload steps.</w:t>
+        <w:rPr/>
+        <w:t>Eight short tutorials, from a first analysis without a file to a bioequivalence study with partial AUCs, and one on reviewing a record on a controlled installation (Tutorial 8, in the chapter Working on a Controlled Installation). Each gives the steps with the labels the app shows, then questions. The answers are in the Answer Key at the end of this chapter, rounded as the app displays them. The example files are in the Data Guide (top navigation bar), under Example Datasets. The first time, do the tutorials in order: later ones assume you know the upload steps. Do the tutorials on the public app, on your own computer or on a training installation, never on a controlled production server, where every practice run would be recorded.</w:t>
       </w:r>
     </w:p>
     <w:p>
@@ -9265,6 +9271,21 @@
       </w:r>
       <w:r>
         <w:t xml:space="preserve"> 1) 42.48 ng/mL·h (1.5375 + 7.2375 + 33.7); the concentrations rise throughout, so both trapezoidal methods give the same value. 2) 113.55% (110.90–116.25%), bioequivalent. 3) 112.54% (110.10–115.05%) without a verdict, because the interval is supportive. 4) 110.69% (108.31–113.11%).</w:t>
+      </w:r>
+    </w:p>
+    <w:p>
+      <w:pPr>
+        <w:spacing w:after="120" w:line="276" w:lineRule="auto"/>
+      </w:pPr>
+      <w:r>
+        <w:rPr>
+          <w:b/>
+        </w:rPr>
+        <w:t>Tutorial 8.</w:t>
+      </w:r>
+      <w:r>
+        <w:rPr/>
+        <w:t xml:space="preserve"> 1) Two runs on the same data, the second with "r2adj_threshold: 0.7 → 0.9"; the label says there were 2 runs before the record. 2) The times and concentrations were typed in by hand, so the reviewer must check every value against the source document. 3) Three: all runs on the same data before the record are listed, including those that led to the rejected record. 4) The analyst's name and user ID with the UTC time of creation, and the meaning "I have checked the settings of this analysis against the protocol, its results and its audit trail, and I approve this record." 5) The Approve and Reject buttons do not appear for one's own record, and the server refuses such a signature.</w:t>
       </w:r>
     </w:p>
     <w:p>
@@ -13811,6 +13832,15 @@
         <w:spacing w:after="120" w:line="276" w:lineRule="auto"/>
       </w:pPr>
       <w:r>
+        <w:rPr/>
+        <w:t>On a controlled installation, data you type in are marked in the audit trail and on the Records page, and the reviewer checks every value against the source document.</w:t>
+      </w:r>
+    </w:p>
+    <w:p>
+      <w:pPr>
+        <w:spacing w:after="120" w:line="276" w:lineRule="auto"/>
+      </w:pPr>
+      <w:r>
         <w:rPr>
           <w:b/>
         </w:rPr>
@@ -15147,6 +15177,10 @@
       <w:r>
         <w:t xml:space="preserve"> first: they appear in the record, but they are typed, not signed in, so they do not establish who did the analysis.</w:t>
       </w:r>
+      <w:r>
+        <w:rPr/>
+        <w:t xml:space="preserve"> On a controlled installation, the analyst is your name from the sign-in, and the record is also stored on the server for review (Working on a Controlled Installation).</w:t>
+      </w:r>
     </w:p>
     <w:p>
       <w:pPr>
@@ -15486,6 +15520,10 @@
         <w:lastRenderedPageBreak/>
         <w:t>can also recompute its hash. To make the record tamper-evident, store the zip, or its SHA-256, in a controlled system. The record is not an audit trail in the sense of 21 CFR Part 11 or EU GMP Annex 11; it documents one analysis. Timestamps come from the clock of the computer that ran the app (UTC on shinyapps.io), and the summary names the time zone.</w:t>
       </w:r>
+      <w:r>
+        <w:rPr/>
+        <w:t xml:space="preserve"> On a controlled installation, the stored copy on the server is covered by the audit trail, and the reviewer's signature is bound to the record's SHA-256 (The Signature Sheet, in the chapter Working on a Controlled Installation).</w:t>
+      </w:r>
     </w:p>
     <w:p>
       <w:pPr>
@@ -17211,6 +17249,1525 @@
         <w:pageBreakBefore/>
       </w:pPr>
       <w:bookmarkStart w:id="54" w:name="_Toc241229001"/>
+      <w:bookmarkEnd w:id="54"/>
+      <w:r>
+        <w:rPr/>
+        <w:t>Working on a Controlled Installation</w:t>
+      </w:r>
+    </w:p>
+    <w:p>
+      <w:pPr>
+        <w:spacing w:after="120" w:line="276" w:lineRule="auto"/>
+      </w:pPr>
+      <w:r>
+        <w:rPr/>
+        <w:t>Your organisation may run NCA Assistant on its own server in controlled mode. Then you sign in with a personal account, the app records what you do in an audit trail, your Analysis Records are stored on the server, and a reviewer signs them. This chapter is for analysts, reviewers and inspectors. Setting up the server is in Appendix E.</w:t>
+      </w:r>
+    </w:p>
+    <w:p>
+      <w:pPr>
+        <w:pStyle w:val="Kop2"/>
+      </w:pPr>
+      <w:bookmarkStart w:id="55" w:name="_Toc241229002"/>
+      <w:bookmarkEnd w:id="55"/>
+      <w:r>
+        <w:rPr/>
+        <w:t>What Is Different on a Controlled Installation</w:t>
+      </w:r>
+    </w:p>
+    <w:p>
+      <w:pPr>
+        <w:spacing w:after="120" w:line="276" w:lineRule="auto"/>
+      </w:pPr>
+      <w:r>
+        <w:rPr/>
+        <w:t>The analyses are the same. What changes is around them:</w:t>
+      </w:r>
+    </w:p>
+    <w:tbl>
+      <w:tblPr>
+        <w:tblW w:w="9026" w:type="dxa"/>
+        <w:tblBorders>
+          <w:top w:val="single" w:sz="4" w:space="0" w:color="auto"/>
+          <w:left w:val="single" w:sz="4" w:space="0" w:color="auto"/>
+          <w:bottom w:val="single" w:sz="4" w:space="0" w:color="auto"/>
+          <w:right w:val="single" w:sz="4" w:space="0" w:color="auto"/>
+          <w:insideH w:val="single" w:sz="4" w:space="0" w:color="auto"/>
+          <w:insideV w:val="single" w:sz="4" w:space="0" w:color="auto"/>
+        </w:tblBorders>
+        <w:tblCellMar>
+          <w:left w:w="10" w:type="dxa"/>
+          <w:right w:w="10" w:type="dxa"/>
+        </w:tblCellMar>
+        <w:tblLook w:val="04A0" w:firstRow="1" w:lastRow="0" w:firstColumn="1" w:lastColumn="0" w:noHBand="0" w:noVBand="1"/>
+      </w:tblPr>
+      <w:tblGrid>
+        <w:gridCol w:w="3008"/>
+        <w:gridCol w:w="3009"/>
+        <w:gridCol w:w="3009"/>
+      </w:tblGrid>
+      <w:tr>
+        <w:tc>
+          <w:tcPr>
+            <w:tcW w:w="3008" w:type="dxa"/>
+            <w:tcBorders>
+              <w:top w:val="single" w:sz="1" w:space="0" w:color="CCCCCC"/>
+              <w:left w:val="single" w:sz="1" w:space="0" w:color="CCCCCC"/>
+              <w:bottom w:val="single" w:sz="1" w:space="0" w:color="CCCCCC"/>
+              <w:right w:val="single" w:sz="1" w:space="0" w:color="CCCCCC"/>
+            </w:tcBorders>
+            <w:shd w:val="clear" w:color="auto" w:fill="2C3E50"/>
+            <w:tcMar>
+              <w:top w:w="60" w:type="dxa"/>
+              <w:left w:w="100" w:type="dxa"/>
+              <w:bottom w:w="60" w:type="dxa"/>
+              <w:right w:w="100" w:type="dxa"/>
+            </w:tcMar>
+          </w:tcPr>
+          <w:p>
+            <w:r>
+              <w:rPr>
+                <w:b/>
+                <w:bCs/>
+                <w:color w:val="FFFFFF"/>
+                <w:sz w:val="20"/>
+                <w:szCs w:val="20"/>
+              </w:rPr>
+            </w:r>
+          </w:p>
+        </w:tc>
+        <w:tc>
+          <w:tcPr>
+            <w:tcW w:w="3008" w:type="dxa"/>
+            <w:tcBorders>
+              <w:top w:val="single" w:sz="1" w:space="0" w:color="CCCCCC"/>
+              <w:left w:val="single" w:sz="1" w:space="0" w:color="CCCCCC"/>
+              <w:bottom w:val="single" w:sz="1" w:space="0" w:color="CCCCCC"/>
+              <w:right w:val="single" w:sz="1" w:space="0" w:color="CCCCCC"/>
+            </w:tcBorders>
+            <w:shd w:val="clear" w:color="auto" w:fill="2C3E50"/>
+            <w:tcMar>
+              <w:top w:w="60" w:type="dxa"/>
+              <w:left w:w="100" w:type="dxa"/>
+              <w:bottom w:w="60" w:type="dxa"/>
+              <w:right w:w="100" w:type="dxa"/>
+            </w:tcMar>
+          </w:tcPr>
+          <w:p>
+            <w:r>
+              <w:rPr>
+                <w:b/>
+                <w:bCs/>
+                <w:color w:val="FFFFFF"/>
+                <w:sz w:val="20"/>
+                <w:szCs w:val="20"/>
+              </w:rPr>
+              <w:t>Public app and standard installation</w:t>
+            </w:r>
+          </w:p>
+        </w:tc>
+        <w:tc>
+          <w:tcPr>
+            <w:tcW w:w="3008" w:type="dxa"/>
+            <w:tcBorders>
+              <w:top w:val="single" w:sz="1" w:space="0" w:color="CCCCCC"/>
+              <w:left w:val="single" w:sz="1" w:space="0" w:color="CCCCCC"/>
+              <w:bottom w:val="single" w:sz="1" w:space="0" w:color="CCCCCC"/>
+              <w:right w:val="single" w:sz="1" w:space="0" w:color="CCCCCC"/>
+            </w:tcBorders>
+            <w:shd w:val="clear" w:color="auto" w:fill="2C3E50"/>
+            <w:tcMar>
+              <w:top w:w="60" w:type="dxa"/>
+              <w:left w:w="100" w:type="dxa"/>
+              <w:bottom w:w="60" w:type="dxa"/>
+              <w:right w:w="100" w:type="dxa"/>
+            </w:tcMar>
+          </w:tcPr>
+          <w:p>
+            <w:r>
+              <w:rPr>
+                <w:b/>
+                <w:bCs/>
+                <w:color w:val="FFFFFF"/>
+                <w:sz w:val="20"/>
+                <w:szCs w:val="20"/>
+              </w:rPr>
+              <w:t>Controlled installation</w:t>
+            </w:r>
+          </w:p>
+        </w:tc>
+      </w:tr>
+      <w:tr>
+        <w:tc>
+          <w:tcPr>
+            <w:tcW w:w="3008" w:type="dxa"/>
+            <w:tcBorders>
+              <w:top w:val="single" w:sz="1" w:space="0" w:color="CCCCCC"/>
+              <w:left w:val="single" w:sz="1" w:space="0" w:color="CCCCCC"/>
+              <w:bottom w:val="single" w:sz="1" w:space="0" w:color="CCCCCC"/>
+              <w:right w:val="single" w:sz="1" w:space="0" w:color="CCCCCC"/>
+            </w:tcBorders>
+            <w:tcMar>
+              <w:top w:w="60" w:type="dxa"/>
+              <w:left w:w="100" w:type="dxa"/>
+              <w:bottom w:w="60" w:type="dxa"/>
+              <w:right w:w="100" w:type="dxa"/>
+            </w:tcMar>
+          </w:tcPr>
+          <w:p>
+            <w:r>
+              <w:rPr>
+                <w:sz w:val="20"/>
+                <w:szCs w:val="20"/>
+              </w:rPr>
+              <w:t>Signing in</w:t>
+            </w:r>
+          </w:p>
+        </w:tc>
+        <w:tc>
+          <w:tcPr>
+            <w:tcW w:w="3008" w:type="dxa"/>
+            <w:tcBorders>
+              <w:top w:val="single" w:sz="1" w:space="0" w:color="CCCCCC"/>
+              <w:left w:val="single" w:sz="1" w:space="0" w:color="CCCCCC"/>
+              <w:bottom w:val="single" w:sz="1" w:space="0" w:color="CCCCCC"/>
+              <w:right w:val="single" w:sz="1" w:space="0" w:color="CCCCCC"/>
+            </w:tcBorders>
+            <w:tcMar>
+              <w:top w:w="60" w:type="dxa"/>
+              <w:left w:w="100" w:type="dxa"/>
+              <w:bottom w:w="60" w:type="dxa"/>
+              <w:right w:w="100" w:type="dxa"/>
+            </w:tcMar>
+          </w:tcPr>
+          <w:p>
+            <w:r>
+              <w:rPr>
+                <w:sz w:val="20"/>
+                <w:szCs w:val="20"/>
+              </w:rPr>
+              <w:t>Not needed</w:t>
+            </w:r>
+          </w:p>
+        </w:tc>
+        <w:tc>
+          <w:tcPr>
+            <w:tcW w:w="3008" w:type="dxa"/>
+            <w:tcBorders>
+              <w:top w:val="single" w:sz="1" w:space="0" w:color="CCCCCC"/>
+              <w:left w:val="single" w:sz="1" w:space="0" w:color="CCCCCC"/>
+              <w:bottom w:val="single" w:sz="1" w:space="0" w:color="CCCCCC"/>
+              <w:right w:val="single" w:sz="1" w:space="0" w:color="CCCCCC"/>
+            </w:tcBorders>
+            <w:tcMar>
+              <w:top w:w="60" w:type="dxa"/>
+              <w:left w:w="100" w:type="dxa"/>
+              <w:bottom w:w="60" w:type="dxa"/>
+              <w:right w:w="100" w:type="dxa"/>
+            </w:tcMar>
+          </w:tcPr>
+          <w:p>
+            <w:r>
+              <w:rPr>
+                <w:sz w:val="20"/>
+                <w:szCs w:val="20"/>
+              </w:rPr>
+              <w:t>Personal user ID and password; a new account starts with the one-time password admin</w:t>
+            </w:r>
+          </w:p>
+        </w:tc>
+      </w:tr>
+      <w:tr>
+        <w:tc>
+          <w:tcPr>
+            <w:tcW w:w="3008" w:type="dxa"/>
+            <w:tcBorders>
+              <w:top w:val="single" w:sz="1" w:space="0" w:color="CCCCCC"/>
+              <w:left w:val="single" w:sz="1" w:space="0" w:color="CCCCCC"/>
+              <w:bottom w:val="single" w:sz="1" w:space="0" w:color="CCCCCC"/>
+              <w:right w:val="single" w:sz="1" w:space="0" w:color="CCCCCC"/>
+            </w:tcBorders>
+            <w:tcMar>
+              <w:top w:w="60" w:type="dxa"/>
+              <w:left w:w="100" w:type="dxa"/>
+              <w:bottom w:w="60" w:type="dxa"/>
+              <w:right w:w="100" w:type="dxa"/>
+            </w:tcMar>
+          </w:tcPr>
+          <w:p>
+            <w:r>
+              <w:rPr>
+                <w:sz w:val="20"/>
+                <w:szCs w:val="20"/>
+              </w:rPr>
+              <w:t>Top bar</w:t>
+            </w:r>
+          </w:p>
+        </w:tc>
+        <w:tc>
+          <w:tcPr>
+            <w:tcW w:w="3008" w:type="dxa"/>
+            <w:tcBorders>
+              <w:top w:val="single" w:sz="1" w:space="0" w:color="CCCCCC"/>
+              <w:left w:val="single" w:sz="1" w:space="0" w:color="CCCCCC"/>
+              <w:bottom w:val="single" w:sz="1" w:space="0" w:color="CCCCCC"/>
+              <w:right w:val="single" w:sz="1" w:space="0" w:color="CCCCCC"/>
+            </w:tcBorders>
+            <w:tcMar>
+              <w:top w:w="60" w:type="dxa"/>
+              <w:left w:w="100" w:type="dxa"/>
+              <w:bottom w:w="60" w:type="dxa"/>
+              <w:right w:w="100" w:type="dxa"/>
+            </w:tcMar>
+          </w:tcPr>
+          <w:p>
+            <w:r>
+              <w:rPr>
+                <w:sz w:val="20"/>
+                <w:szCs w:val="20"/>
+              </w:rPr>
+              <w:t>The usual buttons</w:t>
+            </w:r>
+          </w:p>
+        </w:tc>
+        <w:tc>
+          <w:tcPr>
+            <w:tcW w:w="3008" w:type="dxa"/>
+            <w:tcBorders>
+              <w:top w:val="single" w:sz="1" w:space="0" w:color="CCCCCC"/>
+              <w:left w:val="single" w:sz="1" w:space="0" w:color="CCCCCC"/>
+              <w:bottom w:val="single" w:sz="1" w:space="0" w:color="CCCCCC"/>
+              <w:right w:val="single" w:sz="1" w:space="0" w:color="CCCCCC"/>
+            </w:tcBorders>
+            <w:tcMar>
+              <w:top w:w="60" w:type="dxa"/>
+              <w:left w:w="100" w:type="dxa"/>
+              <w:bottom w:w="60" w:type="dxa"/>
+              <w:right w:w="100" w:type="dxa"/>
+            </w:tcMar>
+          </w:tcPr>
+          <w:p>
+            <w:r>
+              <w:rPr>
+                <w:sz w:val="20"/>
+                <w:szCs w:val="20"/>
+              </w:rPr>
+              <w:t>Also a shield icon (hover over it to see the organisation and server), Records, Audit trail for reviewers and inspectors, and a menu with your name</w:t>
+            </w:r>
+          </w:p>
+        </w:tc>
+      </w:tr>
+      <w:tr>
+        <w:tc>
+          <w:tcPr>
+            <w:tcW w:w="3008" w:type="dxa"/>
+            <w:tcBorders>
+              <w:top w:val="single" w:sz="1" w:space="0" w:color="CCCCCC"/>
+              <w:left w:val="single" w:sz="1" w:space="0" w:color="CCCCCC"/>
+              <w:bottom w:val="single" w:sz="1" w:space="0" w:color="CCCCCC"/>
+              <w:right w:val="single" w:sz="1" w:space="0" w:color="CCCCCC"/>
+            </w:tcBorders>
+            <w:tcMar>
+              <w:top w:w="60" w:type="dxa"/>
+              <w:left w:w="100" w:type="dxa"/>
+              <w:bottom w:w="60" w:type="dxa"/>
+              <w:right w:w="100" w:type="dxa"/>
+            </w:tcMar>
+          </w:tcPr>
+          <w:p>
+            <w:r>
+              <w:rPr>
+                <w:sz w:val="20"/>
+                <w:szCs w:val="20"/>
+              </w:rPr>
+              <w:t>Analyst name in a record</w:t>
+            </w:r>
+          </w:p>
+        </w:tc>
+        <w:tc>
+          <w:tcPr>
+            <w:tcW w:w="3008" w:type="dxa"/>
+            <w:tcBorders>
+              <w:top w:val="single" w:sz="1" w:space="0" w:color="CCCCCC"/>
+              <w:left w:val="single" w:sz="1" w:space="0" w:color="CCCCCC"/>
+              <w:bottom w:val="single" w:sz="1" w:space="0" w:color="CCCCCC"/>
+              <w:right w:val="single" w:sz="1" w:space="0" w:color="CCCCCC"/>
+            </w:tcBorders>
+            <w:tcMar>
+              <w:top w:w="60" w:type="dxa"/>
+              <w:left w:w="100" w:type="dxa"/>
+              <w:bottom w:w="60" w:type="dxa"/>
+              <w:right w:w="100" w:type="dxa"/>
+            </w:tcMar>
+          </w:tcPr>
+          <w:p>
+            <w:r>
+              <w:rPr>
+                <w:sz w:val="20"/>
+                <w:szCs w:val="20"/>
+              </w:rPr>
+              <w:t>Typed by you, optional</w:t>
+            </w:r>
+          </w:p>
+        </w:tc>
+        <w:tc>
+          <w:tcPr>
+            <w:tcW w:w="3008" w:type="dxa"/>
+            <w:tcBorders>
+              <w:top w:val="single" w:sz="1" w:space="0" w:color="CCCCCC"/>
+              <w:left w:val="single" w:sz="1" w:space="0" w:color="CCCCCC"/>
+              <w:bottom w:val="single" w:sz="1" w:space="0" w:color="CCCCCC"/>
+              <w:right w:val="single" w:sz="1" w:space="0" w:color="CCCCCC"/>
+            </w:tcBorders>
+            <w:tcMar>
+              <w:top w:w="60" w:type="dxa"/>
+              <w:left w:w="100" w:type="dxa"/>
+              <w:bottom w:w="60" w:type="dxa"/>
+              <w:right w:w="100" w:type="dxa"/>
+            </w:tcMar>
+          </w:tcPr>
+          <w:p>
+            <w:r>
+              <w:rPr>
+                <w:sz w:val="20"/>
+                <w:szCs w:val="20"/>
+              </w:rPr>
+              <w:t>Your name from the sign-in, not editable</w:t>
+            </w:r>
+          </w:p>
+        </w:tc>
+      </w:tr>
+      <w:tr>
+        <w:tc>
+          <w:tcPr>
+            <w:tcW w:w="3008" w:type="dxa"/>
+            <w:tcBorders>
+              <w:top w:val="single" w:sz="1" w:space="0" w:color="CCCCCC"/>
+              <w:left w:val="single" w:sz="1" w:space="0" w:color="CCCCCC"/>
+              <w:bottom w:val="single" w:sz="1" w:space="0" w:color="CCCCCC"/>
+              <w:right w:val="single" w:sz="1" w:space="0" w:color="CCCCCC"/>
+            </w:tcBorders>
+            <w:tcMar>
+              <w:top w:w="60" w:type="dxa"/>
+              <w:left w:w="100" w:type="dxa"/>
+              <w:bottom w:w="60" w:type="dxa"/>
+              <w:right w:w="100" w:type="dxa"/>
+            </w:tcMar>
+          </w:tcPr>
+          <w:p>
+            <w:r>
+              <w:rPr>
+                <w:sz w:val="20"/>
+                <w:szCs w:val="20"/>
+              </w:rPr>
+              <w:t>After you create a record</w:t>
+            </w:r>
+          </w:p>
+        </w:tc>
+        <w:tc>
+          <w:tcPr>
+            <w:tcW w:w="3008" w:type="dxa"/>
+            <w:tcBorders>
+              <w:top w:val="single" w:sz="1" w:space="0" w:color="CCCCCC"/>
+              <w:left w:val="single" w:sz="1" w:space="0" w:color="CCCCCC"/>
+              <w:bottom w:val="single" w:sz="1" w:space="0" w:color="CCCCCC"/>
+              <w:right w:val="single" w:sz="1" w:space="0" w:color="CCCCCC"/>
+            </w:tcBorders>
+            <w:tcMar>
+              <w:top w:w="60" w:type="dxa"/>
+              <w:left w:w="100" w:type="dxa"/>
+              <w:bottom w:w="60" w:type="dxa"/>
+              <w:right w:w="100" w:type="dxa"/>
+            </w:tcMar>
+          </w:tcPr>
+          <w:p>
+            <w:r>
+              <w:rPr>
+                <w:sz w:val="20"/>
+                <w:szCs w:val="20"/>
+              </w:rPr>
+              <w:t>You download it</w:t>
+            </w:r>
+          </w:p>
+        </w:tc>
+        <w:tc>
+          <w:tcPr>
+            <w:tcW w:w="3008" w:type="dxa"/>
+            <w:tcBorders>
+              <w:top w:val="single" w:sz="1" w:space="0" w:color="CCCCCC"/>
+              <w:left w:val="single" w:sz="1" w:space="0" w:color="CCCCCC"/>
+              <w:bottom w:val="single" w:sz="1" w:space="0" w:color="CCCCCC"/>
+              <w:right w:val="single" w:sz="1" w:space="0" w:color="CCCCCC"/>
+            </w:tcBorders>
+            <w:tcMar>
+              <w:top w:w="60" w:type="dxa"/>
+              <w:left w:w="100" w:type="dxa"/>
+              <w:bottom w:w="60" w:type="dxa"/>
+              <w:right w:w="100" w:type="dxa"/>
+            </w:tcMar>
+          </w:tcPr>
+          <w:p>
+            <w:r>
+              <w:rPr>
+                <w:sz w:val="20"/>
+                <w:szCs w:val="20"/>
+              </w:rPr>
+              <w:t>You download it, and a copy is stored on the server for review</w:t>
+            </w:r>
+          </w:p>
+        </w:tc>
+      </w:tr>
+      <w:tr>
+        <w:tc>
+          <w:tcPr>
+            <w:tcW w:w="3008" w:type="dxa"/>
+            <w:tcBorders>
+              <w:top w:val="single" w:sz="1" w:space="0" w:color="CCCCCC"/>
+              <w:left w:val="single" w:sz="1" w:space="0" w:color="CCCCCC"/>
+              <w:bottom w:val="single" w:sz="1" w:space="0" w:color="CCCCCC"/>
+              <w:right w:val="single" w:sz="1" w:space="0" w:color="CCCCCC"/>
+            </w:tcBorders>
+            <w:tcMar>
+              <w:top w:w="60" w:type="dxa"/>
+              <w:left w:w="100" w:type="dxa"/>
+              <w:bottom w:w="60" w:type="dxa"/>
+              <w:right w:w="100" w:type="dxa"/>
+            </w:tcMar>
+          </w:tcPr>
+          <w:p>
+            <w:r>
+              <w:rPr>
+                <w:sz w:val="20"/>
+                <w:szCs w:val="20"/>
+              </w:rPr>
+              <w:t>Data typed in by hand</w:t>
+            </w:r>
+          </w:p>
+        </w:tc>
+        <w:tc>
+          <w:tcPr>
+            <w:tcW w:w="3008" w:type="dxa"/>
+            <w:tcBorders>
+              <w:top w:val="single" w:sz="1" w:space="0" w:color="CCCCCC"/>
+              <w:left w:val="single" w:sz="1" w:space="0" w:color="CCCCCC"/>
+              <w:bottom w:val="single" w:sz="1" w:space="0" w:color="CCCCCC"/>
+              <w:right w:val="single" w:sz="1" w:space="0" w:color="CCCCCC"/>
+            </w:tcBorders>
+            <w:tcMar>
+              <w:top w:w="60" w:type="dxa"/>
+              <w:left w:w="100" w:type="dxa"/>
+              <w:bottom w:w="60" w:type="dxa"/>
+              <w:right w:w="100" w:type="dxa"/>
+            </w:tcMar>
+          </w:tcPr>
+          <w:p>
+            <w:r>
+              <w:rPr>
+                <w:sz w:val="20"/>
+                <w:szCs w:val="20"/>
+              </w:rPr>
+              <w:t>Allowed</w:t>
+            </w:r>
+          </w:p>
+        </w:tc>
+        <w:tc>
+          <w:tcPr>
+            <w:tcW w:w="3008" w:type="dxa"/>
+            <w:tcBorders>
+              <w:top w:val="single" w:sz="1" w:space="0" w:color="CCCCCC"/>
+              <w:left w:val="single" w:sz="1" w:space="0" w:color="CCCCCC"/>
+              <w:bottom w:val="single" w:sz="1" w:space="0" w:color="CCCCCC"/>
+              <w:right w:val="single" w:sz="1" w:space="0" w:color="CCCCCC"/>
+            </w:tcBorders>
+            <w:tcMar>
+              <w:top w:w="60" w:type="dxa"/>
+              <w:left w:w="100" w:type="dxa"/>
+              <w:bottom w:w="60" w:type="dxa"/>
+              <w:right w:w="100" w:type="dxa"/>
+            </w:tcMar>
+          </w:tcPr>
+          <w:p>
+            <w:r>
+              <w:rPr>
+                <w:sz w:val="20"/>
+                <w:szCs w:val="20"/>
+              </w:rPr>
+              <w:t>Allowed, and marked for the reviewer</w:t>
+            </w:r>
+          </w:p>
+        </w:tc>
+      </w:tr>
+      <w:tr>
+        <w:tc>
+          <w:tcPr>
+            <w:tcW w:w="3008" w:type="dxa"/>
+            <w:tcBorders>
+              <w:top w:val="single" w:sz="1" w:space="0" w:color="CCCCCC"/>
+              <w:left w:val="single" w:sz="1" w:space="0" w:color="CCCCCC"/>
+              <w:bottom w:val="single" w:sz="1" w:space="0" w:color="CCCCCC"/>
+              <w:right w:val="single" w:sz="1" w:space="0" w:color="CCCCCC"/>
+            </w:tcBorders>
+            <w:tcMar>
+              <w:top w:w="60" w:type="dxa"/>
+              <w:left w:w="100" w:type="dxa"/>
+              <w:bottom w:w="60" w:type="dxa"/>
+              <w:right w:w="100" w:type="dxa"/>
+            </w:tcMar>
+          </w:tcPr>
+          <w:p>
+            <w:r>
+              <w:rPr>
+                <w:sz w:val="20"/>
+                <w:szCs w:val="20"/>
+              </w:rPr>
+              <w:t>Audit trail</w:t>
+            </w:r>
+          </w:p>
+        </w:tc>
+        <w:tc>
+          <w:tcPr>
+            <w:tcW w:w="3008" w:type="dxa"/>
+            <w:tcBorders>
+              <w:top w:val="single" w:sz="1" w:space="0" w:color="CCCCCC"/>
+              <w:left w:val="single" w:sz="1" w:space="0" w:color="CCCCCC"/>
+              <w:bottom w:val="single" w:sz="1" w:space="0" w:color="CCCCCC"/>
+              <w:right w:val="single" w:sz="1" w:space="0" w:color="CCCCCC"/>
+            </w:tcBorders>
+            <w:tcMar>
+              <w:top w:w="60" w:type="dxa"/>
+              <w:left w:w="100" w:type="dxa"/>
+              <w:bottom w:w="60" w:type="dxa"/>
+              <w:right w:w="100" w:type="dxa"/>
+            </w:tcMar>
+          </w:tcPr>
+          <w:p>
+            <w:r>
+              <w:rPr>
+                <w:sz w:val="20"/>
+                <w:szCs w:val="20"/>
+              </w:rPr>
+              <w:t>None</w:t>
+            </w:r>
+          </w:p>
+        </w:tc>
+        <w:tc>
+          <w:tcPr>
+            <w:tcW w:w="3008" w:type="dxa"/>
+            <w:tcBorders>
+              <w:top w:val="single" w:sz="1" w:space="0" w:color="CCCCCC"/>
+              <w:left w:val="single" w:sz="1" w:space="0" w:color="CCCCCC"/>
+              <w:bottom w:val="single" w:sz="1" w:space="0" w:color="CCCCCC"/>
+              <w:right w:val="single" w:sz="1" w:space="0" w:color="CCCCCC"/>
+            </w:tcBorders>
+            <w:tcMar>
+              <w:top w:w="60" w:type="dxa"/>
+              <w:left w:w="100" w:type="dxa"/>
+              <w:bottom w:w="60" w:type="dxa"/>
+              <w:right w:w="100" w:type="dxa"/>
+            </w:tcMar>
+          </w:tcPr>
+          <w:p>
+            <w:r>
+              <w:rPr>
+                <w:sz w:val="20"/>
+                <w:szCs w:val="20"/>
+              </w:rPr>
+              <w:t>Every sign-in, data load, analysis, download, record and signature, with time and user</w:t>
+            </w:r>
+          </w:p>
+        </w:tc>
+      </w:tr>
+    </w:tbl>
+    <w:p>
+      <w:pPr>
+        <w:spacing w:after="120" w:line="276" w:lineRule="auto"/>
+      </w:pPr>
+      <w:r>
+        <w:rPr>
+          <w:b/>
+        </w:rPr>
+        <w:t>What is recorded about you.</w:t>
+      </w:r>
+      <w:r>
+        <w:rPr/>
+        <w:t xml:space="preserve"> The audit trail holds your user ID, name and role, and when you signed in, which data you loaded, which analyses you ran with which settings, what you downloaded and what you signed. Reviewers, inspectors and the system owner can read it. It is kept as long as the study records; your organisation's privacy notice says why.</w:t>
+      </w:r>
+    </w:p>
+    <w:p>
+      <w:pPr>
+        <w:pStyle w:val="Kop2"/>
+      </w:pPr>
+      <w:bookmarkStart w:id="55" w:name="_Toc241229002"/>
+      <w:bookmarkEnd w:id="55"/>
+      <w:r>
+        <w:rPr/>
+        <w:t>Signing In for the First Time</w:t>
+      </w:r>
+    </w:p>
+    <w:p>
+      <w:pPr>
+        <w:spacing w:after="120" w:line="276" w:lineRule="auto"/>
+      </w:pPr>
+      <w:r>
+        <w:rPr/>
+        <w:t xml:space="preserve">1. The system owner gives you your user ID and tells you to sign in at once. The starting password is </w:t>
+      </w:r>
+      <w:r>
+        <w:rPr>
+          <w:b/>
+        </w:rPr>
+        <w:t>admin</w:t>
+      </w:r>
+      <w:r>
+        <w:rPr/>
+        <w:t>.</w:t>
+      </w:r>
+    </w:p>
+    <w:p>
+      <w:pPr>
+        <w:spacing w:after="120" w:line="276" w:lineRule="auto"/>
+      </w:pPr>
+      <w:r>
+        <w:rPr/>
+        <w:t>2. Open the address of your installation and sign in with your user ID and admin.</w:t>
+      </w:r>
+    </w:p>
+    <w:p>
+      <w:pPr>
+        <w:spacing w:after="120" w:line="276" w:lineRule="auto"/>
+      </w:pPr>
+      <w:r>
+        <w:rPr/>
+        <w:t>3. The app asks for a new password. Use at least 12 characters, with a digit, a lower-case and an upper-case letter. The app refuses admin and anything shorter.</w:t>
+      </w:r>
+    </w:p>
+    <w:p>
+      <w:pPr>
+        <w:spacing w:after="120" w:line="276" w:lineRule="auto"/>
+      </w:pPr>
+      <w:r>
+        <w:rPr/>
+        <w:t>4. Sign in again with the new password. The top bar now shows your name.</w:t>
+      </w:r>
+    </w:p>
+    <w:p>
+      <w:pPr>
+        <w:spacing w:after="120" w:line="276" w:lineRule="auto"/>
+      </w:pPr>
+      <w:r>
+        <w:rPr/>
+        <w:t>If admin does not work for your new account, someone may have used it before you. Tell the system owner at once, so that the account is checked and reset.</w:t>
+      </w:r>
+    </w:p>
+    <w:p>
+      <w:pPr>
+        <w:pStyle w:val="Kop2"/>
+      </w:pPr>
+      <w:bookmarkStart w:id="55" w:name="_Toc241229002"/>
+      <w:bookmarkEnd w:id="55"/>
+      <w:r>
+        <w:rPr/>
+        <w:t>Changing Your Password</w:t>
+      </w:r>
+    </w:p>
+    <w:p>
+      <w:pPr>
+        <w:spacing w:after="120" w:line="276" w:lineRule="auto"/>
+      </w:pPr>
+      <w:r>
+        <w:rPr/>
+        <w:t xml:space="preserve">Open the menu with your name in the top bar and choose </w:t>
+      </w:r>
+      <w:r>
+        <w:rPr>
+          <w:b/>
+        </w:rPr>
+        <w:t>Change password</w:t>
+      </w:r>
+      <w:r>
+        <w:rPr/>
+        <w:t>. Enter your current password, then the new one twice. You stay signed in. The password also expires after 90 days, and the app then asks for a new one when you sign in.</w:t>
+      </w:r>
+    </w:p>
+    <w:p>
+      <w:pPr>
+        <w:spacing w:after="120" w:line="276" w:lineRule="auto"/>
+      </w:pPr>
+      <w:r>
+        <w:rPr/>
+        <w:t>Change it at once, and tell the system owner, when you think someone else knows it. If you have forgotten it, ask the system owner for a reset: you then sign in with admin and choose a new password.</w:t>
+      </w:r>
+    </w:p>
+    <w:p>
+      <w:pPr>
+        <w:spacing w:after="120" w:line="276" w:lineRule="auto"/>
+      </w:pPr>
+      <w:r>
+        <w:rPr/>
+        <w:t>After five wrong passwords at sign-in, your account is locked. Only the system owner can unlock it.</w:t>
+      </w:r>
+    </w:p>
+    <w:p>
+      <w:pPr>
+        <w:pStyle w:val="Kop2"/>
+      </w:pPr>
+      <w:bookmarkStart w:id="55" w:name="_Toc241229002"/>
+      <w:bookmarkEnd w:id="55"/>
+      <w:r>
+        <w:rPr/>
+        <w:t>Staying Signed In</w:t>
+      </w:r>
+    </w:p>
+    <w:p>
+      <w:pPr>
+        <w:spacing w:after="120" w:line="276" w:lineRule="auto"/>
+      </w:pPr>
+      <w:r>
+        <w:rPr/>
+        <w:t xml:space="preserve">After 15 minutes without activity you are signed out. Moving the mouse, typing and scrolling all count as activity. Two minutes before the end, a message counts down; click </w:t>
+      </w:r>
+      <w:r>
+        <w:rPr>
+          <w:b/>
+        </w:rPr>
+        <w:t>Stay signed in</w:t>
+      </w:r>
+      <w:r>
+        <w:rPr/>
+        <w:t>, or move the mouse. When you are signed out, the uploaded file, the settings and the results are gone, as when you close the browser: upload the file again. Records you created are safe, because they are stored on the server when you create them.</w:t>
+      </w:r>
+    </w:p>
+    <w:p>
+      <w:pPr>
+        <w:spacing w:after="120" w:line="276" w:lineRule="auto"/>
+      </w:pPr>
+      <w:r>
+        <w:rPr/>
+        <w:t xml:space="preserve">To sign out yourself, open the menu with your name and choose </w:t>
+      </w:r>
+      <w:r>
+        <w:rPr>
+          <w:b/>
+        </w:rPr>
+        <w:t>Sign out</w:t>
+      </w:r>
+      <w:r>
+        <w:rPr/>
+        <w:t>.</w:t>
+      </w:r>
+    </w:p>
+    <w:p>
+      <w:pPr>
+        <w:pStyle w:val="Kop2"/>
+      </w:pPr>
+      <w:bookmarkStart w:id="55" w:name="_Toc241229002"/>
+      <w:bookmarkEnd w:id="55"/>
+      <w:r>
+        <w:rPr/>
+        <w:t>Creating a Record for Review</w:t>
+      </w:r>
+    </w:p>
+    <w:p>
+      <w:pPr>
+        <w:spacing w:after="120" w:line="276" w:lineRule="auto"/>
+      </w:pPr>
+      <w:r>
+        <w:rPr/>
+        <w:t xml:space="preserve">Create an Analysis Record as usual, with </w:t>
+      </w:r>
+      <w:r>
+        <w:rPr>
+          <w:b/>
+        </w:rPr>
+        <w:t>Generate Analysis Record</w:t>
+      </w:r>
+      <w:r>
+        <w:rPr/>
+        <w:t xml:space="preserve"> (Complete Analysis Record, in the chapter on using the app). The record names you as the analyst, from your sign-in. After the download, a line under the button says </w:t>
+      </w:r>
+      <w:r>
+        <w:rPr>
+          <w:b/>
+        </w:rPr>
+        <w:t>Stored for review</w:t>
+      </w:r>
+      <w:r>
+        <w:rPr/>
+        <w:t xml:space="preserve">, with the first characters of the record's SHA-256, and </w:t>
+      </w:r>
+      <w:r>
+        <w:rPr>
+          <w:b/>
+        </w:rPr>
+        <w:t>Open in Records</w:t>
+      </w:r>
+      <w:r>
+        <w:rPr/>
+        <w:t xml:space="preserve">. A Figure Record is stored in the same way but is not reviewed: its line says </w:t>
+      </w:r>
+      <w:r>
+        <w:rPr>
+          <w:b/>
+        </w:rPr>
+        <w:t>Stored</w:t>
+      </w:r>
+      <w:r>
+        <w:rPr/>
+        <w:t>.</w:t>
+      </w:r>
+    </w:p>
+    <w:p>
+      <w:pPr>
+        <w:spacing w:after="120" w:line="276" w:lineRule="auto"/>
+      </w:pPr>
+      <w:r>
+        <w:rPr/>
+        <w:t xml:space="preserve">On the </w:t>
+      </w:r>
+      <w:r>
+        <w:rPr>
+          <w:b/>
+        </w:rPr>
+        <w:t>Records</w:t>
+      </w:r>
+      <w:r>
+        <w:rPr/>
+        <w:t xml:space="preserve"> page you see your own records and whether they are awaiting review, approved or rejected. A rejected record stays as it is. If the analysis must change, run it again and create a new record.</w:t>
+      </w:r>
+    </w:p>
+    <w:p>
+      <w:pPr>
+        <w:spacing w:after="120" w:line="276" w:lineRule="auto"/>
+      </w:pPr>
+      <w:r>
+        <w:rPr>
+          <w:b/>
+        </w:rPr>
+        <w:t>Data typed in by hand.</w:t>
+      </w:r>
+      <w:r>
+        <w:rPr/>
+        <w:t xml:space="preserve"> In One Subject at a Time you can still type in times and concentrations. The record then says so, and the reviewer checks every value against the source document. The same applies to a file that someone typed from a paper source: tell the reviewer where the file came from.</w:t>
+      </w:r>
+    </w:p>
+    <w:p>
+      <w:pPr>
+        <w:pStyle w:val="Kop2"/>
+      </w:pPr>
+      <w:bookmarkStart w:id="55" w:name="_Toc241229002"/>
+      <w:bookmarkEnd w:id="55"/>
+      <w:r>
+        <w:rPr/>
+        <w:t>Reviewing and Signing a Record</w:t>
+      </w:r>
+    </w:p>
+    <w:p>
+      <w:pPr>
+        <w:spacing w:after="120" w:line="276" w:lineRule="auto"/>
+      </w:pPr>
+      <w:r>
+        <w:rPr>
+          <w:b/>
+        </w:rPr>
+        <w:t>For reviewers.</w:t>
+      </w:r>
+      <w:r>
+        <w:rPr/>
+        <w:t xml:space="preserve"> Open </w:t>
+      </w:r>
+      <w:r>
+        <w:rPr>
+          <w:b/>
+        </w:rPr>
+        <w:t>Records</w:t>
+      </w:r>
+      <w:r>
+        <w:rPr/>
+        <w:t xml:space="preserve">. The list starts at </w:t>
+      </w:r>
+      <w:r>
+        <w:rPr>
+          <w:b/>
+        </w:rPr>
+        <w:t>Awaiting review, not mine</w:t>
+      </w:r>
+      <w:r>
+        <w:rPr/>
+        <w:t xml:space="preserve">; choose </w:t>
+      </w:r>
+      <w:r>
+        <w:rPr>
+          <w:b/>
+        </w:rPr>
+        <w:t>All records</w:t>
+      </w:r>
+      <w:r>
+        <w:rPr/>
+        <w:t xml:space="preserve"> or </w:t>
+      </w:r>
+      <w:r>
+        <w:rPr>
+          <w:b/>
+        </w:rPr>
+        <w:t>My records</w:t>
+      </w:r>
+      <w:r>
+        <w:rPr/>
+        <w:t xml:space="preserve"> to see others. Your own records have no Approve or Reject buttons: someone else must review them.</w:t>
+      </w:r>
+    </w:p>
+    <w:p>
+      <w:pPr>
+        <w:spacing w:after="120" w:line="276" w:lineRule="auto"/>
+      </w:pPr>
+      <w:r>
+        <w:rPr/>
+        <w:t xml:space="preserve">Select a record. The details show the type, the study, who created it and when, the outcome of the reproduction check, and the SHA-256. Below them, </w:t>
+      </w:r>
+      <w:r>
+        <w:rPr>
+          <w:b/>
+        </w:rPr>
+        <w:t>Audit history of the data</w:t>
+      </w:r>
+      <w:r>
+        <w:rPr/>
+        <w:t xml:space="preserve"> lists every run on the same data before the record was made, with the settings that changed between runs. A label says so when there was more than one run. </w:t>
+      </w:r>
+      <w:r>
+        <w:rPr>
+          <w:b/>
+        </w:rPr>
+        <w:t>Open summary</w:t>
+      </w:r>
+      <w:r>
+        <w:rPr/>
+        <w:t xml:space="preserve"> shows the record's own summary; </w:t>
+      </w:r>
+      <w:r>
+        <w:rPr>
+          <w:b/>
+        </w:rPr>
+        <w:t>Download</w:t>
+      </w:r>
+      <w:r>
+        <w:rPr/>
+        <w:t xml:space="preserve"> gives the zip.</w:t>
+      </w:r>
+    </w:p>
+    <w:p>
+      <w:pPr>
+        <w:spacing w:after="120" w:line="276" w:lineRule="auto"/>
+      </w:pPr>
+      <w:r>
+        <w:rPr/>
+        <w:t>Before you approve, check:</w:t>
+      </w:r>
+    </w:p>
+    <w:p>
+      <w:pPr>
+        <w:spacing w:after="120" w:line="276" w:lineRule="auto"/>
+      </w:pPr>
+      <w:r>
+        <w:rPr/>
+        <w:t>• the settings match the protocol and the statistical analysis plan (design, Reference treatment, model, limits, BLQ rule and LLOQ, partial AUC intervals);</w:t>
+      </w:r>
+    </w:p>
+    <w:p>
+      <w:pPr>
+        <w:spacing w:after="120" w:line="276" w:lineRule="auto"/>
+      </w:pPr>
+      <w:r>
+        <w:rPr/>
+        <w:t>• the data SHA-256 matches the source file, and, where the data were typed in (the record is marked) or the file was typed from paper, every value matches the source document;</w:t>
+      </w:r>
+    </w:p>
+    <w:p>
+      <w:pPr>
+        <w:spacing w:after="120" w:line="276" w:lineRule="auto"/>
+      </w:pPr>
+      <w:r>
+        <w:rPr/>
+        <w:t>• earlier runs on the same data are explained, especially when a setting changed between runs;</w:t>
+      </w:r>
+    </w:p>
+    <w:p>
+      <w:pPr>
+        <w:spacing w:after="120" w:line="276" w:lineRule="auto"/>
+      </w:pPr>
+      <w:r>
+        <w:rPr/>
+        <w:t>• the reproduction check says MATCH;</w:t>
+      </w:r>
+    </w:p>
+    <w:p>
+      <w:pPr>
+        <w:spacing w:after="120" w:line="276" w:lineRule="auto"/>
+      </w:pPr>
+      <w:r>
+        <w:rPr/>
+        <w:t>• the checks and notes of the analysis have been dealt with.</w:t>
+      </w:r>
+    </w:p>
+    <w:p>
+      <w:pPr>
+        <w:spacing w:after="120" w:line="276" w:lineRule="auto"/>
+      </w:pPr>
+      <w:r>
+        <w:rPr/>
+        <w:t xml:space="preserve">Then click </w:t>
+      </w:r>
+      <w:r>
+        <w:rPr>
+          <w:b/>
+        </w:rPr>
+        <w:t>Approve</w:t>
+      </w:r>
+      <w:r>
+        <w:rPr/>
+        <w:t xml:space="preserve"> or </w:t>
+      </w:r>
+      <w:r>
+        <w:rPr>
+          <w:b/>
+        </w:rPr>
+        <w:t>Reject</w:t>
+      </w:r>
+      <w:r>
+        <w:rPr/>
+        <w:t xml:space="preserve">. The dialog shows which record you sign and what your signature means. For a rejection, type the reason; </w:t>
+      </w:r>
+      <w:r>
+        <w:rPr>
+          <w:b/>
+        </w:rPr>
+        <w:t>Sign</w:t>
+      </w:r>
+      <w:r>
+        <w:rPr/>
+        <w:t xml:space="preserve"> stays grey until you do. Type your user ID and password and click </w:t>
+      </w:r>
+      <w:r>
+        <w:rPr>
+          <w:b/>
+        </w:rPr>
+        <w:t>Sign</w:t>
+      </w:r>
+      <w:r>
+        <w:rPr/>
+        <w:t>, or press Enter. After a wrong password the message says how many attempts are left; the third failure signs you out. A record is reviewed once. After that it stays approved, or rejected.</w:t>
+      </w:r>
+    </w:p>
+    <w:p>
+      <w:pPr>
+        <w:pStyle w:val="Kop2"/>
+      </w:pPr>
+      <w:bookmarkStart w:id="55" w:name="_Toc241229002"/>
+      <w:bookmarkEnd w:id="55"/>
+      <w:r>
+        <w:rPr/>
+        <w:t>The Signature Sheet</w:t>
+      </w:r>
+    </w:p>
+    <w:p>
+      <w:pPr>
+        <w:spacing w:after="120" w:line="276" w:lineRule="auto"/>
+      </w:pPr>
+      <w:r>
+        <w:rPr/>
+        <w:t xml:space="preserve">Every reviewed record has a signature sheet, a web page you can print or file. It shows the record and its SHA-256, who created it and when, who reviewed it, when, with which meaning and reason, and the audit entry of the signature. All times are in UTC. </w:t>
+      </w:r>
+      <w:r>
+        <w:rPr>
+          <w:b/>
+        </w:rPr>
+        <w:t>Download (with signature sheet)</w:t>
+      </w:r>
+      <w:r>
+        <w:rPr/>
+        <w:t xml:space="preserve"> gives a zip with the record and the sheet together; file both in the study file.</w:t>
+      </w:r>
+    </w:p>
+    <w:p>
+      <w:pPr>
+        <w:spacing w:after="120" w:line="276" w:lineRule="auto"/>
+      </w:pPr>
+      <w:r>
+        <w:rPr/>
+        <w:t xml:space="preserve">Before it shows a signature, the app checks that the stored record still matches its SHA-256. </w:t>
+      </w:r>
+      <w:r>
+        <w:rPr>
+          <w:b/>
+        </w:rPr>
+        <w:t>Signature valid</w:t>
+      </w:r>
+      <w:r>
+        <w:rPr/>
+        <w:t xml:space="preserve"> means it does. </w:t>
+      </w:r>
+      <w:r>
+        <w:rPr>
+          <w:b/>
+        </w:rPr>
+        <w:t>Signature INVALID</w:t>
+      </w:r>
+      <w:r>
+        <w:rPr/>
+        <w:t xml:space="preserve">, in red, means the stored record has changed since it was signed: tell the system owner at once. To check a copy you hold, for example from the study file, upload it under </w:t>
+      </w:r>
+      <w:r>
+        <w:rPr>
+          <w:b/>
+        </w:rPr>
+        <w:t>Verify a record file</w:t>
+      </w:r>
+      <w:r>
+        <w:rPr/>
+        <w:t xml:space="preserve"> on the Records page. The app lists the signatures of that exact file, or says that no record with its SHA-256 exists.</w:t>
+      </w:r>
+    </w:p>
+    <w:p>
+      <w:pPr>
+        <w:pStyle w:val="Kop2"/>
+      </w:pPr>
+      <w:bookmarkStart w:id="55" w:name="_Toc241229002"/>
+      <w:bookmarkEnd w:id="55"/>
+      <w:r>
+        <w:rPr/>
+        <w:t>Reviewing the Audit Trail</w:t>
+      </w:r>
+    </w:p>
+    <w:p>
+      <w:pPr>
+        <w:spacing w:after="120" w:line="276" w:lineRule="auto"/>
+      </w:pPr>
+      <w:r>
+        <w:rPr>
+          <w:b/>
+        </w:rPr>
+        <w:t>For reviewers and inspectors.</w:t>
+      </w:r>
+      <w:r>
+        <w:rPr/>
+        <w:t xml:space="preserve"> Open </w:t>
+      </w:r>
+      <w:r>
+        <w:rPr>
+          <w:b/>
+        </w:rPr>
+        <w:t>Audit trail</w:t>
+      </w:r>
+      <w:r>
+        <w:rPr/>
+        <w:t>. The line at the top says when the trail was last reviewed and how many entries have been added since.</w:t>
+      </w:r>
+    </w:p>
+    <w:p>
+      <w:pPr>
+        <w:spacing w:after="120" w:line="276" w:lineRule="auto"/>
+      </w:pPr>
+      <w:r>
+        <w:rPr/>
+        <w:t xml:space="preserve">• </w:t>
+      </w:r>
+      <w:r>
+        <w:rPr>
+          <w:b/>
+        </w:rPr>
+        <w:t>Exceptions</w:t>
+      </w:r>
+      <w:r>
+        <w:rPr/>
+        <w:t xml:space="preserve"> lists what needs attention: failed and locked sign-ins and security alerts, refused signatures and password changes, rejected records, stored records that no longer match their SHA-256, data analysed more than once before a record, data analysed without a record, app starts without a preceding stop, changes in the configuration, entries out of time order, activity outside working hours, and one user signed in twice at the same time. Start here.</w:t>
+      </w:r>
+    </w:p>
+    <w:p>
+      <w:pPr>
+        <w:spacing w:after="120" w:line="276" w:lineRule="auto"/>
+      </w:pPr>
+      <w:r>
+        <w:rPr/>
+        <w:t xml:space="preserve">• </w:t>
+      </w:r>
+      <w:r>
+        <w:rPr>
+          <w:b/>
+        </w:rPr>
+        <w:t>All entries</w:t>
+      </w:r>
+      <w:r>
+        <w:rPr/>
+        <w:t xml:space="preserve"> shows the whole trail in plain words, newest first. Filter by date, user or event, or search for a file name or SHA-256. Select an entry to see all of it, including the settings of a run.</w:t>
+      </w:r>
+    </w:p>
+    <w:p>
+      <w:pPr>
+        <w:spacing w:after="120" w:line="276" w:lineRule="auto"/>
+      </w:pPr>
+      <w:r>
+        <w:rPr/>
+        <w:t xml:space="preserve">• </w:t>
+      </w:r>
+      <w:r>
+        <w:rPr>
+          <w:b/>
+        </w:rPr>
+        <w:t>Users</w:t>
+      </w:r>
+      <w:r>
+        <w:rPr/>
+        <w:t xml:space="preserve"> lists every account with its roles, status and role history.</w:t>
+      </w:r>
+    </w:p>
+    <w:p>
+      <w:pPr>
+        <w:spacing w:after="120" w:line="276" w:lineRule="auto"/>
+      </w:pPr>
+      <w:r>
+        <w:rPr>
+          <w:b/>
+        </w:rPr>
+        <w:t>Verify chain</w:t>
+      </w:r>
+      <w:r>
+        <w:rPr/>
+        <w:t xml:space="preserve"> checks that no entry has been changed, inserted or removed. </w:t>
+      </w:r>
+      <w:r>
+        <w:rPr>
+          <w:b/>
+        </w:rPr>
+        <w:t>Export CSV</w:t>
+      </w:r>
+      <w:r>
+        <w:rPr/>
+        <w:t xml:space="preserve"> saves the entries of the current filter, for example one study, with the result of the check at the top. After a review, reviewers click </w:t>
+      </w:r>
+      <w:r>
+        <w:rPr>
+          <w:b/>
+        </w:rPr>
+        <w:t>Sign trail review</w:t>
+      </w:r>
+      <w:r>
+        <w:rPr/>
+        <w:t xml:space="preserve"> and sign with user ID and password; this records the period you reviewed. How often to review, and what else triggers a review, is set by your organisation's procedure.</w:t>
+      </w:r>
+    </w:p>
+    <w:p>
+      <w:pPr>
+        <w:pStyle w:val="Kop2"/>
+      </w:pPr>
+      <w:bookmarkStart w:id="55" w:name="_Toc241229002"/>
+      <w:bookmarkEnd w:id="55"/>
+      <w:r>
+        <w:rPr/>
+        <w:t>For Inspectors</w:t>
+      </w:r>
+    </w:p>
+    <w:p>
+      <w:pPr>
+        <w:spacing w:after="120" w:line="276" w:lineRule="auto"/>
+      </w:pPr>
+      <w:r>
+        <w:rPr/>
+        <w:t>An inspector account can see every record, its history and signatures, the audit trail and the user overview, and can export and verify, but cannot sign or change anything. The system owner creates one per inspection and deactivates it afterwards.</w:t>
+      </w:r>
+    </w:p>
+    <w:p>
+      <w:pPr>
+        <w:pStyle w:val="Kop2"/>
+      </w:pPr>
+      <w:bookmarkStart w:id="55" w:name="_Toc241229002"/>
+      <w:bookmarkEnd w:id="55"/>
+      <w:r>
+        <w:rPr/>
+        <w:t>Tutorial 8: From Analysis to Approved Record</w:t>
+      </w:r>
+    </w:p>
+    <w:p>
+      <w:pPr>
+        <w:spacing w:after="120" w:line="276" w:lineRule="auto"/>
+      </w:pPr>
+      <w:r>
+        <w:rPr/>
+        <w:t>Do this tutorial on a training installation, never on the production server: practice runs would end up in the real audit trail. A training installation in controlled mode runs on your own computer (Appendix E, A Training Installation). You need two accounts, an analyst and a reviewer; use two browsers, or a normal and a private window, to be signed in as both.</w:t>
+      </w:r>
+    </w:p>
+    <w:p>
+      <w:pPr>
+        <w:spacing w:after="120" w:line="276" w:lineRule="auto"/>
+      </w:pPr>
+      <w:r>
+        <w:rPr/>
+        <w:t>1. As the system owner, create an analyst and a reviewer account with gxp/manage_users.R add.</w:t>
+      </w:r>
+    </w:p>
+    <w:p>
+      <w:pPr>
+        <w:spacing w:after="120" w:line="276" w:lineRule="auto"/>
+      </w:pPr>
+      <w:r>
+        <w:rPr/>
+        <w:t xml:space="preserve">2. Sign in as the analyst and choose a new password. Open 4. One Subject at a Time, choose </w:t>
+      </w:r>
+      <w:r>
+        <w:rPr>
+          <w:b/>
+        </w:rPr>
+        <w:t>Enter data manually (type values directly)</w:t>
+      </w:r>
+      <w:r>
+        <w:rPr/>
+        <w:t xml:space="preserve">, click </w:t>
+      </w:r>
+      <w:r>
+        <w:rPr>
+          <w:b/>
+        </w:rPr>
+        <w:t>Use This Data</w:t>
+      </w:r>
+      <w:r>
+        <w:rPr/>
+        <w:t xml:space="preserve"> and run the analysis with the settings of Tutorial 1.</w:t>
+      </w:r>
+    </w:p>
+    <w:p>
+      <w:pPr>
+        <w:spacing w:after="120" w:line="276" w:lineRule="auto"/>
+      </w:pPr>
+      <w:r>
+        <w:rPr/>
+        <w:t xml:space="preserve">3. Set </w:t>
+      </w:r>
+      <w:r>
+        <w:rPr>
+          <w:b/>
+        </w:rPr>
+        <w:t>Min R² for half-life</w:t>
+      </w:r>
+      <w:r>
+        <w:rPr/>
+        <w:t xml:space="preserve"> to 0.9 and click </w:t>
+      </w:r>
+      <w:r>
+        <w:rPr>
+          <w:b/>
+        </w:rPr>
+        <w:t>Run PK Analysis</w:t>
+      </w:r>
+      <w:r>
+        <w:rPr/>
+        <w:t xml:space="preserve"> again.</w:t>
+      </w:r>
+    </w:p>
+    <w:p>
+      <w:pPr>
+        <w:spacing w:after="120" w:line="276" w:lineRule="auto"/>
+      </w:pPr>
+      <w:r>
+        <w:rPr/>
+        <w:t xml:space="preserve">4. Type Tutorial 8 as Study name and click </w:t>
+      </w:r>
+      <w:r>
+        <w:rPr>
+          <w:b/>
+        </w:rPr>
+        <w:t>Generate Analysis Record</w:t>
+      </w:r>
+      <w:r>
+        <w:rPr/>
+        <w:t>. Read the line under the button.</w:t>
+      </w:r>
+    </w:p>
+    <w:p>
+      <w:pPr>
+        <w:spacing w:after="120" w:line="276" w:lineRule="auto"/>
+      </w:pPr>
+      <w:r>
+        <w:rPr/>
+        <w:t xml:space="preserve">5. Sign in as the reviewer in the other window. Open </w:t>
+      </w:r>
+      <w:r>
+        <w:rPr>
+          <w:b/>
+        </w:rPr>
+        <w:t>Records</w:t>
+      </w:r>
+      <w:r>
+        <w:rPr/>
+        <w:t>, select the record and read its details and the audit history of the data.</w:t>
+      </w:r>
+    </w:p>
+    <w:p>
+      <w:pPr>
+        <w:spacing w:after="120" w:line="276" w:lineRule="auto"/>
+      </w:pPr>
+      <w:r>
+        <w:rPr/>
+        <w:t xml:space="preserve">6. Click </w:t>
+      </w:r>
+      <w:r>
+        <w:rPr>
+          <w:b/>
+        </w:rPr>
+        <w:t>Reject</w:t>
+      </w:r>
+      <w:r>
+        <w:rPr/>
+        <w:t>, type the reason "Min R² changed from the protocol without a reason", and sign.</w:t>
+      </w:r>
+    </w:p>
+    <w:p>
+      <w:pPr>
+        <w:spacing w:after="120" w:line="276" w:lineRule="auto"/>
+      </w:pPr>
+      <w:r>
+        <w:rPr/>
+        <w:t xml:space="preserve">7. As the analyst, set </w:t>
+      </w:r>
+      <w:r>
+        <w:rPr>
+          <w:b/>
+        </w:rPr>
+        <w:t>Min R² for half-life</w:t>
+      </w:r>
+      <w:r>
+        <w:rPr/>
+        <w:t xml:space="preserve"> back to 0.7, run the analysis again and create a new record.</w:t>
+      </w:r>
+    </w:p>
+    <w:p>
+      <w:pPr>
+        <w:spacing w:after="120" w:line="276" w:lineRule="auto"/>
+      </w:pPr>
+      <w:r>
+        <w:rPr/>
+        <w:t>8. As the reviewer, approve the new record, and download its signature sheet.</w:t>
+      </w:r>
+    </w:p>
+    <w:p>
+      <w:pPr>
+        <w:spacing w:after="120" w:line="276" w:lineRule="auto"/>
+      </w:pPr>
+      <w:r>
+        <w:rPr>
+          <w:b/>
+        </w:rPr>
+        <w:t>Questions:</w:t>
+      </w:r>
+      <w:r>
+        <w:rPr/>
+        <w:t xml:space="preserve"> 1) What does the audit history of the first record show, and which setting changed? 2) Why is the data marked for the reviewer? 3) How many runs does the history of the second record list, and why? 4) What does the signature sheet say about who created the record and what the reviewer's signature means? 5) What happens when the reviewer, who also has the analyst role, wants to approve a record of their own?</w:t>
+      </w:r>
+    </w:p>
+    <w:p>
+      <w:pPr>
+        <w:pStyle w:val="Kop1"/>
+        <w:pageBreakBefore/>
+      </w:pPr>
+      <w:bookmarkStart w:id="54" w:name="_Toc241229001"/>
       <w:r>
         <w:lastRenderedPageBreak/>
         <w:t>Using NCA Assistant in a Regulated Environment</w:t>
@@ -17242,6 +18799,10 @@
       <w:r>
         <w:t>NCA Assistant is open-source software without warranty or supplier support, and it is not validated for your use. It performs average bioequivalence only, not ABEL or RSABE. The public instance on shinyapps.io is outside the scope of any qualification: its package versions are set by the deployment, not by the validated release.</w:t>
       </w:r>
+      <w:r>
+        <w:rPr/>
+        <w:t xml:space="preserve"> For records under 21 CFR Part 11 or EU GMP Annex 11, use a controlled installation; controlled mode is qualified for the server on which it was qualified, not in general.</w:t>
+      </w:r>
     </w:p>
     <w:p>
       <w:pPr>
@@ -17342,18 +18903,19 @@
         <w:pStyle w:val="Kop2"/>
       </w:pPr>
       <w:bookmarkStart w:id="59" w:name="_Toc241229006"/>
-      <w:r>
-        <w:t>Controls the App Does Not Provide</w:t>
-      </w:r>
       <w:bookmarkEnd w:id="59"/>
-    </w:p>
-    <w:p>
-      <w:pPr>
-        <w:spacing w:after="120" w:line="276" w:lineRule="auto"/>
-      </w:pPr>
-      <w:r>
-        <w:lastRenderedPageBreak/>
-        <w:t>The app has no user accounts, no audit trail and no electronic signatures. Put these controls in place around it:</w:t>
+      <w:r>
+        <w:rPr/>
+        <w:t>Controls on a Controlled Installation, and Your Responsibilities</w:t>
+      </w:r>
+    </w:p>
+    <w:p>
+      <w:pPr>
+        <w:spacing w:after="120" w:line="276" w:lineRule="auto"/>
+      </w:pPr>
+      <w:r>
+        <w:rPr/>
+        <w:t>On the public app and in a standard installation, the app has no user accounts, no audit trail and no electronic signatures. Put these controls in place around it:</w:t>
       </w:r>
     </w:p>
     <w:p>
@@ -17390,6 +18952,111 @@
     </w:p>
     <w:p>
       <w:pPr>
+        <w:spacing w:after="120" w:line="276" w:lineRule="auto"/>
+      </w:pPr>
+      <w:r>
+        <w:rPr/>
+        <w:t>A controlled installation provides personal accounts with roles, a password policy, an audit trail, stored records, review signatures, an audit trail page and archives (Working on a Controlled Installation, and Appendix E). What stays with your organisation:</w:t>
+      </w:r>
+    </w:p>
+    <w:p>
+      <w:pPr>
+        <w:spacing w:after="120" w:line="276" w:lineRule="auto"/>
+      </w:pPr>
+      <w:r>
+        <w:rPr/>
+        <w:t>• the server as set up in Appendix E, reached only through two-factor sign-in from managed devices, with a monitored system log;</w:t>
+      </w:r>
+    </w:p>
+    <w:p>
+      <w:pPr>
+        <w:spacing w:after="120" w:line="276" w:lineRule="auto"/>
+      </w:pPr>
+      <w:r>
+        <w:rPr/>
+        <w:t>• a named system owner who is not an analyst or reviewer on the same studies, and root access only for IT;</w:t>
+      </w:r>
+    </w:p>
+    <w:p>
+      <w:pPr>
+        <w:spacing w:after="120" w:line="276" w:lineRule="auto"/>
+      </w:pPr>
+      <w:r>
+        <w:rPr/>
+        <w:t>• account management: an identity check before an account is given out, accounts created or reset only when the person signs in at once, reporting when admin does not work, a periodic review of accounts, and deactivation on the day someone leaves;</w:t>
+      </w:r>
+    </w:p>
+    <w:p>
+      <w:pPr>
+        <w:spacing w:after="120" w:line="276" w:lineRule="auto"/>
+      </w:pPr>
+      <w:r>
+        <w:rPr/>
+        <w:t>• training records, and a written policy that electronic signatures are binding (for submissions to the FDA, also the certification letter of 21 CFR 11.100(c));</w:t>
+      </w:r>
+    </w:p>
+    <w:p>
+      <w:pPr>
+        <w:spacing w:after="120" w:line="276" w:lineRule="auto"/>
+      </w:pPr>
+      <w:r>
+        <w:rPr/>
+        <w:t>• review of the audit trail at a fixed interval and before each study report, with extra reviews after failed sign-ins, a broken chain or repeated runs, and filing the trail head in your quality system;</w:t>
+      </w:r>
+    </w:p>
+    <w:p>
+      <w:pPr>
+        <w:spacing w:after="120" w:line="276" w:lineRule="auto"/>
+      </w:pPr>
+      <w:r>
+        <w:rPr/>
+        <w:t>• an investigation, with corrective action, of a broken chain or an unexplained gap between an app stop and start;</w:t>
+      </w:r>
+    </w:p>
+    <w:p>
+      <w:pPr>
+        <w:spacing w:after="120" w:line="276" w:lineRule="auto"/>
+      </w:pPr>
+      <w:r>
+        <w:rPr/>
+        <w:t>• producing the trail in an inspection: the CSV export of the study, the signature sheets, and on request the archive with its verification report, and an inspector account for the inspection;</w:t>
+      </w:r>
+    </w:p>
+    <w:p>
+      <w:pPr>
+        <w:spacing w:after="120" w:line="276" w:lineRule="auto"/>
+      </w:pPr>
+      <w:r>
+        <w:rPr/>
+        <w:t>• archives at the end of each study and when the server is retired, backups at a separate site, restore tests and a disaster recovery plan;</w:t>
+      </w:r>
+    </w:p>
+    <w:p>
+      <w:pPr>
+        <w:spacing w:after="120" w:line="276" w:lineRule="auto"/>
+      </w:pPr>
+      <w:r>
+        <w:rPr/>
+        <w:t>• a privacy notice for users, and patching, security testing and incident response for the server.</w:t>
+      </w:r>
+    </w:p>
+    <w:p>
+      <w:pPr>
+        <w:spacing w:after="120" w:line="276" w:lineRule="auto"/>
+      </w:pPr>
+      <w:r>
+        <w:rPr>
+          <w:b/>
+        </w:rPr>
+        <w:t>Limits you accept.</w:t>
+      </w:r>
+      <w:r>
+        <w:rPr/>
+        <w:t xml:space="preserve"> A new account can be taken over with the starting password admin by someone who knows the user ID, until its owner signs in: create accounts only when the owner signs in at once. The audit trail shows any change, but someone with root access to the server could rebuild it; the heads you file, the signature sheets and the backups are what show this. Reviewers see every study on the server: separate sponsors need separate installations. A deactivated user's open session runs on until the 15-minute timeout, although signing is refused at once.</w:t>
+      </w:r>
+    </w:p>
+    <w:p>
+      <w:pPr>
         <w:pStyle w:val="Kop2"/>
       </w:pPr>
       <w:bookmarkStart w:id="60" w:name="_Toc241229007"/>
@@ -17403,7 +19070,7 @@
         <w:spacing w:after="120" w:line="276" w:lineRule="auto"/>
       </w:pPr>
       <w:r>
-        <w:t>Check on the About page that the version and the pipeline SHA-256 are those of your qualified release (the release manifest, validation/release_manifest.csv, lists the hash of every file). Record the SHA-256 of the source data file. Check the settings against the protocol and the statistical analysis plan: design, Reference treatment, model, acceptance limits and their scope, BLQ rule and LLOQ, partial AUC intervals and their roles.</w:t>
+        <w:t>On a controlled installation, check that the top bar shows the shield icon and your name. Check on the About page that the version and the pipeline SHA-256 are those of your qualified release (the release manifest, validation/release_manifest.csv, lists the hash of every file). Record the SHA-256 of the source data file. Check the settings against the protocol and the statistical analysis plan: design, Reference treatment, model, acceptance limits and their scope, BLQ rule and LLOQ, partial AUC intervals and their roles.</w:t>
       </w:r>
     </w:p>
     <w:p>
@@ -17540,6 +19207,10 @@
       <w:r>
         <w:t>The record documents one analysis and shows that it can be reproduced with the same code and packages (Complete Analysis Record, in the chapter on using the app). It does not re-derive the bioequivalence statistics, it is not signed, and whoever changes a file can recompute its hash. Store the zip, or its SHA-256, in a controlled system. The Analyst name and Study name fields are typed, not signed in: record who ran the analysis in your log. For a manual selection of half-life points, the record keeps the final selection but not the reason: write the reason in the study file.</w:t>
       </w:r>
+      <w:r>
+        <w:rPr/>
+        <w:t xml:space="preserve"> On a controlled installation the record is stored on the server, the analyst is the signed-in user, and the review signature is kept in the audit trail and shown on the signature sheet, bound to the record's SHA-256.</w:t>
+      </w:r>
     </w:p>
     <w:p>
       <w:pPr>
@@ -17576,6 +19247,10 @@
       <w:r>
         <w:t>File the source data file, the analysis file, the Analysis Record, the SHA-256 of the zip, the release tag, validation/renv.lock and the qualification reference together. Keep them as long as your procedures and the law require; in the EU the trial master file of a clinical trial is kept for at least 25 years (Regulation (EU) No 536/2014, Article 58). The app keeps nothing: download the record before you close the session.</w:t>
       </w:r>
+      <w:r>
+        <w:rPr/>
+        <w:t xml:space="preserve"> On a controlled installation, the system owner archives the audit trail and the records with manage_users.R archive (Appendix E), which also keeps the software needed to verify and restore them.</w:t>
+      </w:r>
     </w:p>
     <w:p>
       <w:pPr>
@@ -17593,6 +19268,10 @@
       </w:pPr>
       <w:r>
         <w:t>Read the version history on the About page before you upgrade. Entries marked "Results can differ" and "Correctness fix" tell you which analyses a new version may change. A new release, a new R version or a new package version needs at least a targeted re-qualification (URS section 7); decide in advance whether completed analyses are repeated.</w:t>
+      </w:r>
+      <w:r>
+        <w:rPr/>
+        <w:t xml:space="preserve"> On a controlled installation the audit trail continues across versions; each app start records the version and configuration in use.</w:t>
       </w:r>
     </w:p>
     <w:p>
@@ -17615,6 +19294,10 @@
       <w:r>
         <w:lastRenderedPageBreak/>
         <w:t>Sending them to a hosted service needs a processor agreement and, for a host outside the EU, a transfer basis. Upload only synthetic, example or anonymised data to the public instance.</w:t>
+      </w:r>
+      <w:r>
+        <w:rPr/>
+        <w:t xml:space="preserve"> The audit trail of a controlled installation holds personal data about its users: who did what, and when. Tell users in a privacy notice, and keep the trail as long as the records it belongs to.</w:t>
       </w:r>
     </w:p>
     <w:p>
@@ -28475,7 +30158,7 @@
                 <w:sz w:val="20"/>
                 <w:szCs w:val="20"/>
               </w:rPr>
-              <w:t>BLQ</w:t>
+              <w:t>Audit trail</w:t>
             </w:r>
           </w:p>
         </w:tc>
@@ -28501,7 +30184,7 @@
                 <w:sz w:val="20"/>
                 <w:szCs w:val="20"/>
               </w:rPr>
-              <w:t>Below the limit of quantification</w:t>
+              <w:t>On a controlled installation: the record of who did what, when and on which data, kept on the server and protected against change</w:t>
             </w:r>
           </w:p>
         </w:tc>
@@ -28529,7 +30212,7 @@
                 <w:sz w:val="20"/>
                 <w:szCs w:val="20"/>
               </w:rPr>
-              <w:t>CL/F</w:t>
+              <w:t>BLQ</w:t>
             </w:r>
           </w:p>
         </w:tc>
@@ -28555,7 +30238,7 @@
                 <w:sz w:val="20"/>
                 <w:szCs w:val="20"/>
               </w:rPr>
-              <w:t>Apparent clearance: clearance divided by the bioavailability F</w:t>
+              <w:t>Below the limit of quantification</w:t>
             </w:r>
           </w:p>
         </w:tc>
@@ -28583,7 +30266,7 @@
                 <w:sz w:val="20"/>
                 <w:szCs w:val="20"/>
               </w:rPr>
-              <w:t>Cmax</w:t>
+              <w:t>CL/F</w:t>
             </w:r>
           </w:p>
         </w:tc>
@@ -28609,7 +30292,7 @@
                 <w:sz w:val="20"/>
                 <w:szCs w:val="20"/>
               </w:rPr>
-              <w:t>Maximum observed concentration</w:t>
+              <w:t>Apparent clearance: clearance divided by the bioavailability F</w:t>
             </w:r>
           </w:p>
         </w:tc>
@@ -28637,7 +30320,7 @@
                 <w:sz w:val="20"/>
                 <w:szCs w:val="20"/>
               </w:rPr>
-              <w:t>Crossover</w:t>
+              <w:t>Cmax</w:t>
             </w:r>
           </w:p>
         </w:tc>
@@ -28663,7 +30346,7 @@
                 <w:sz w:val="20"/>
                 <w:szCs w:val="20"/>
               </w:rPr>
-              <w:t>A design in which each subject receives the treatments in turn, in periods separated by a washout</w:t>
+              <w:t>Maximum observed concentration</w:t>
             </w:r>
           </w:p>
         </w:tc>
@@ -28691,7 +30374,7 @@
                 <w:sz w:val="20"/>
                 <w:szCs w:val="20"/>
               </w:rPr>
-              <w:t>CV%</w:t>
+              <w:t>Controlled installation</w:t>
             </w:r>
           </w:p>
         </w:tc>
@@ -28717,7 +30400,7 @@
                 <w:sz w:val="20"/>
                 <w:szCs w:val="20"/>
               </w:rPr>
-              <w:t>Coefficient of variation</w:t>
+              <w:t>NCA Assistant on your organisation's server in controlled mode, with sign-in, audit trail, stored records and review signatures</w:t>
             </w:r>
           </w:p>
         </w:tc>
@@ -28745,7 +30428,7 @@
                 <w:sz w:val="20"/>
                 <w:szCs w:val="20"/>
               </w:rPr>
-              <w:t>CVwR / CVwT</w:t>
+              <w:t>Crossover</w:t>
             </w:r>
           </w:p>
         </w:tc>
@@ -28771,7 +30454,7 @@
                 <w:sz w:val="20"/>
                 <w:szCs w:val="20"/>
               </w:rPr>
-              <w:t>Within-subject coefficient of variation of the Reference / Test</w:t>
+              <w:t>A design in which each subject receives the treatments in turn, in periods separated by a washout</w:t>
             </w:r>
           </w:p>
         </w:tc>
@@ -28799,7 +30482,7 @@
                 <w:sz w:val="20"/>
                 <w:szCs w:val="20"/>
               </w:rPr>
-              <w:t>DDI</w:t>
+              <w:t>CV%</w:t>
             </w:r>
           </w:p>
         </w:tc>
@@ -28825,7 +30508,7 @@
                 <w:sz w:val="20"/>
                 <w:szCs w:val="20"/>
               </w:rPr>
-              <w:t>Drug–drug interaction</w:t>
+              <w:t>Coefficient of variation</w:t>
             </w:r>
           </w:p>
         </w:tc>
@@ -28853,7 +30536,7 @@
                 <w:sz w:val="20"/>
                 <w:szCs w:val="20"/>
               </w:rPr>
-              <w:t>EMA Method A / B</w:t>
+              <w:t>CVwR / CVwT</w:t>
             </w:r>
           </w:p>
         </w:tc>
@@ -28879,7 +30562,7 @@
                 <w:sz w:val="20"/>
                 <w:szCs w:val="20"/>
               </w:rPr>
-              <w:t>The fixed-effects (A) and mixed-effects (B) ANOVA of the EMA questions and answers on bioequivalence</w:t>
+              <w:t>Within-subject coefficient of variation of the Reference / Test</w:t>
             </w:r>
           </w:p>
         </w:tc>
@@ -28907,7 +30590,7 @@
                 <w:sz w:val="20"/>
                 <w:szCs w:val="20"/>
               </w:rPr>
-              <w:t>Extravascular</w:t>
+              <w:t>DDI</w:t>
             </w:r>
           </w:p>
         </w:tc>
@@ -28933,7 +30616,7 @@
                 <w:sz w:val="20"/>
                 <w:szCs w:val="20"/>
               </w:rPr>
-              <w:t>Given other than into a vein (oral, intramuscular, subcutaneous), so the drug is absorbed first</w:t>
+              <w:t>Drug–drug interaction</w:t>
             </w:r>
           </w:p>
         </w:tc>
@@ -28961,7 +30644,7 @@
                 <w:sz w:val="20"/>
                 <w:szCs w:val="20"/>
               </w:rPr>
-              <w:t>Geometric mean</w:t>
+              <w:t>EMA Method A / B</w:t>
             </w:r>
           </w:p>
         </w:tc>
@@ -28987,7 +30670,7 @@
                 <w:sz w:val="20"/>
                 <w:szCs w:val="20"/>
               </w:rPr>
-              <w:t>exp(mean of the ln values); the usual summary for AUC and Cmax</w:t>
+              <w:t>The fixed-effects (A) and mixed-effects (B) ANOVA of the EMA questions and answers on bioequivalence</w:t>
             </w:r>
           </w:p>
         </w:tc>
@@ -29015,7 +30698,7 @@
                 <w:sz w:val="20"/>
                 <w:szCs w:val="20"/>
               </w:rPr>
-              <w:t>Geometric CV</w:t>
+              <w:t>Extravascular</w:t>
             </w:r>
           </w:p>
         </w:tc>
@@ -29041,7 +30724,7 @@
                 <w:sz w:val="20"/>
                 <w:szCs w:val="20"/>
               </w:rPr>
-              <w:t>100·√(exp(SD² of the ln values) − 1)</w:t>
+              <w:t>Given other than into a vein (oral, intramuscular, subcutaneous), so the drug is absorbed first</w:t>
             </w:r>
           </w:p>
         </w:tc>
@@ -29069,7 +30752,7 @@
                 <w:sz w:val="20"/>
                 <w:szCs w:val="20"/>
               </w:rPr>
-              <w:t>GMR</w:t>
+              <w:t>Geometric mean</w:t>
             </w:r>
           </w:p>
         </w:tc>
@@ -29095,7 +30778,7 @@
                 <w:sz w:val="20"/>
                 <w:szCs w:val="20"/>
               </w:rPr>
-              <w:t>Geometric mean ratio (Test/Reference)</w:t>
+              <w:t>exp(mean of the ln values); the usual summary for AUC and Cmax</w:t>
             </w:r>
           </w:p>
         </w:tc>
@@ -29123,7 +30806,7 @@
                 <w:sz w:val="20"/>
                 <w:szCs w:val="20"/>
               </w:rPr>
-              <w:t>HVD</w:t>
+              <w:t>Geometric CV</w:t>
             </w:r>
           </w:p>
         </w:tc>
@@ -29149,7 +30832,7 @@
                 <w:sz w:val="20"/>
                 <w:szCs w:val="20"/>
               </w:rPr>
-              <w:t>Highly variable drug (within-subject CV of the Reference above 30%)</w:t>
+              <w:t>100·√(exp(SD² of the ln values) − 1)</w:t>
             </w:r>
           </w:p>
         </w:tc>
@@ -29177,7 +30860,7 @@
                 <w:sz w:val="20"/>
                 <w:szCs w:val="20"/>
               </w:rPr>
-              <w:t>ICH M13A</w:t>
+              <w:t>GMR</w:t>
             </w:r>
           </w:p>
         </w:tc>
@@ -29203,7 +30886,7 @@
                 <w:sz w:val="20"/>
                 <w:szCs w:val="20"/>
               </w:rPr>
-              <w:t>ICH guideline on bioequivalence for immediate-release solid oral dosage forms (2024)</w:t>
+              <w:t>Geometric mean ratio (Test/Reference)</w:t>
             </w:r>
           </w:p>
         </w:tc>
@@ -29231,7 +30914,7 @@
                 <w:sz w:val="20"/>
                 <w:szCs w:val="20"/>
               </w:rPr>
-              <w:t>Intersection-union test</w:t>
+              <w:t>HVD</w:t>
             </w:r>
           </w:p>
         </w:tc>
@@ -29257,7 +30940,7 @@
                 <w:sz w:val="20"/>
                 <w:szCs w:val="20"/>
               </w:rPr>
-              <w:t>A test that passes only if each of several tests passes; no multiplicity correction is needed</w:t>
+              <w:t>Highly variable drug (within-subject CV of the Reference above 30%)</w:t>
             </w:r>
           </w:p>
         </w:tc>
@@ -29285,6 +30968,168 @@
                 <w:sz w:val="20"/>
                 <w:szCs w:val="20"/>
               </w:rPr>
+              <w:t>ICH M13A</w:t>
+            </w:r>
+          </w:p>
+        </w:tc>
+        <w:tc>
+          <w:tcPr>
+            <w:tcW w:w="4513" w:type="dxa"/>
+            <w:tcBorders>
+              <w:top w:val="single" w:sz="1" w:space="0" w:color="CCCCCC"/>
+              <w:left w:val="single" w:sz="1" w:space="0" w:color="CCCCCC"/>
+              <w:bottom w:val="single" w:sz="1" w:space="0" w:color="CCCCCC"/>
+              <w:right w:val="single" w:sz="1" w:space="0" w:color="CCCCCC"/>
+            </w:tcBorders>
+            <w:tcMar>
+              <w:top w:w="60" w:type="dxa"/>
+              <w:left w:w="100" w:type="dxa"/>
+              <w:bottom w:w="60" w:type="dxa"/>
+              <w:right w:w="100" w:type="dxa"/>
+            </w:tcMar>
+          </w:tcPr>
+          <w:p>
+            <w:r>
+              <w:rPr>
+                <w:sz w:val="20"/>
+                <w:szCs w:val="20"/>
+              </w:rPr>
+              <w:t>ICH guideline on bioequivalence for immediate-release solid oral dosage forms (2024)</w:t>
+            </w:r>
+          </w:p>
+        </w:tc>
+      </w:tr>
+      <w:tr>
+        <w:tc>
+          <w:tcPr>
+            <w:tcW w:w="4513" w:type="dxa"/>
+            <w:tcBorders>
+              <w:top w:val="single" w:sz="1" w:space="0" w:color="CCCCCC"/>
+              <w:left w:val="single" w:sz="1" w:space="0" w:color="CCCCCC"/>
+              <w:bottom w:val="single" w:sz="1" w:space="0" w:color="CCCCCC"/>
+              <w:right w:val="single" w:sz="1" w:space="0" w:color="CCCCCC"/>
+            </w:tcBorders>
+            <w:tcMar>
+              <w:top w:w="60" w:type="dxa"/>
+              <w:left w:w="100" w:type="dxa"/>
+              <w:bottom w:w="60" w:type="dxa"/>
+              <w:right w:w="100" w:type="dxa"/>
+            </w:tcMar>
+          </w:tcPr>
+          <w:p>
+            <w:r>
+              <w:rPr>
+                <w:sz w:val="20"/>
+                <w:szCs w:val="20"/>
+              </w:rPr>
+              <w:t>Inspector</w:t>
+            </w:r>
+          </w:p>
+        </w:tc>
+        <w:tc>
+          <w:tcPr>
+            <w:tcW w:w="4513" w:type="dxa"/>
+            <w:tcBorders>
+              <w:top w:val="single" w:sz="1" w:space="0" w:color="CCCCCC"/>
+              <w:left w:val="single" w:sz="1" w:space="0" w:color="CCCCCC"/>
+              <w:bottom w:val="single" w:sz="1" w:space="0" w:color="CCCCCC"/>
+              <w:right w:val="single" w:sz="1" w:space="0" w:color="CCCCCC"/>
+            </w:tcBorders>
+            <w:tcMar>
+              <w:top w:w="60" w:type="dxa"/>
+              <w:left w:w="100" w:type="dxa"/>
+              <w:bottom w:w="60" w:type="dxa"/>
+              <w:right w:w="100" w:type="dxa"/>
+            </w:tcMar>
+          </w:tcPr>
+          <w:p>
+            <w:r>
+              <w:rPr>
+                <w:sz w:val="20"/>
+                <w:szCs w:val="20"/>
+              </w:rPr>
+              <w:t>Account that can see records, the audit trail and the user overview, but cannot sign or change anything</w:t>
+            </w:r>
+          </w:p>
+        </w:tc>
+      </w:tr>
+      <w:tr>
+        <w:tc>
+          <w:tcPr>
+            <w:tcW w:w="4513" w:type="dxa"/>
+            <w:tcBorders>
+              <w:top w:val="single" w:sz="1" w:space="0" w:color="CCCCCC"/>
+              <w:left w:val="single" w:sz="1" w:space="0" w:color="CCCCCC"/>
+              <w:bottom w:val="single" w:sz="1" w:space="0" w:color="CCCCCC"/>
+              <w:right w:val="single" w:sz="1" w:space="0" w:color="CCCCCC"/>
+            </w:tcBorders>
+            <w:tcMar>
+              <w:top w:w="60" w:type="dxa"/>
+              <w:left w:w="100" w:type="dxa"/>
+              <w:bottom w:w="60" w:type="dxa"/>
+              <w:right w:w="100" w:type="dxa"/>
+            </w:tcMar>
+          </w:tcPr>
+          <w:p>
+            <w:r>
+              <w:rPr>
+                <w:sz w:val="20"/>
+                <w:szCs w:val="20"/>
+              </w:rPr>
+              <w:t>Intersection-union test</w:t>
+            </w:r>
+          </w:p>
+        </w:tc>
+        <w:tc>
+          <w:tcPr>
+            <w:tcW w:w="4513" w:type="dxa"/>
+            <w:tcBorders>
+              <w:top w:val="single" w:sz="1" w:space="0" w:color="CCCCCC"/>
+              <w:left w:val="single" w:sz="1" w:space="0" w:color="CCCCCC"/>
+              <w:bottom w:val="single" w:sz="1" w:space="0" w:color="CCCCCC"/>
+              <w:right w:val="single" w:sz="1" w:space="0" w:color="CCCCCC"/>
+            </w:tcBorders>
+            <w:tcMar>
+              <w:top w:w="60" w:type="dxa"/>
+              <w:left w:w="100" w:type="dxa"/>
+              <w:bottom w:w="60" w:type="dxa"/>
+              <w:right w:w="100" w:type="dxa"/>
+            </w:tcMar>
+          </w:tcPr>
+          <w:p>
+            <w:r>
+              <w:rPr>
+                <w:sz w:val="20"/>
+                <w:szCs w:val="20"/>
+              </w:rPr>
+              <w:t>A test that passes only if each of several tests passes; no multiplicity correction is needed</w:t>
+            </w:r>
+          </w:p>
+        </w:tc>
+      </w:tr>
+      <w:tr>
+        <w:tc>
+          <w:tcPr>
+            <w:tcW w:w="4513" w:type="dxa"/>
+            <w:tcBorders>
+              <w:top w:val="single" w:sz="1" w:space="0" w:color="CCCCCC"/>
+              <w:left w:val="single" w:sz="1" w:space="0" w:color="CCCCCC"/>
+              <w:bottom w:val="single" w:sz="1" w:space="0" w:color="CCCCCC"/>
+              <w:right w:val="single" w:sz="1" w:space="0" w:color="CCCCCC"/>
+            </w:tcBorders>
+            <w:tcMar>
+              <w:top w:w="60" w:type="dxa"/>
+              <w:left w:w="100" w:type="dxa"/>
+              <w:bottom w:w="60" w:type="dxa"/>
+              <w:right w:w="100" w:type="dxa"/>
+            </w:tcMar>
+          </w:tcPr>
+          <w:p>
+            <w:r>
+              <w:rPr>
+                <w:sz w:val="20"/>
+                <w:szCs w:val="20"/>
+              </w:rPr>
               <w:lastRenderedPageBreak/>
               <w:t>λz</w:t>
             </w:r>
@@ -30096,7 +31941,7 @@
                 <w:sz w:val="20"/>
                 <w:szCs w:val="20"/>
               </w:rPr>
-              <w:t>RSABE</w:t>
+              <w:t>Reviewer</w:t>
             </w:r>
           </w:p>
         </w:tc>
@@ -30122,7 +31967,7 @@
                 <w:sz w:val="20"/>
                 <w:szCs w:val="20"/>
               </w:rPr>
-              <w:t>Reference-scaled average bioequivalence (FDA, for highly variable drugs)</w:t>
+              <w:t>Account that approves or rejects records made by others and signs reviews of the audit trail</w:t>
             </w:r>
           </w:p>
         </w:tc>
@@ -30150,7 +31995,7 @@
                 <w:sz w:val="20"/>
                 <w:szCs w:val="20"/>
               </w:rPr>
-              <w:t>Sequence</w:t>
+              <w:t>RSABE</w:t>
             </w:r>
           </w:p>
         </w:tc>
@@ -30176,7 +32021,7 @@
                 <w:sz w:val="20"/>
                 <w:szCs w:val="20"/>
               </w:rPr>
-              <w:t>The order in which a subject receives the treatments, for example TR or RT</w:t>
+              <w:t>Reference-scaled average bioequivalence (FDA, for highly variable drugs)</w:t>
             </w:r>
           </w:p>
         </w:tc>
@@ -30204,6 +32049,114 @@
                 <w:sz w:val="20"/>
                 <w:szCs w:val="20"/>
               </w:rPr>
+              <w:t>Sequence</w:t>
+            </w:r>
+          </w:p>
+        </w:tc>
+        <w:tc>
+          <w:tcPr>
+            <w:tcW w:w="4513" w:type="dxa"/>
+            <w:tcBorders>
+              <w:top w:val="single" w:sz="1" w:space="0" w:color="CCCCCC"/>
+              <w:left w:val="single" w:sz="1" w:space="0" w:color="CCCCCC"/>
+              <w:bottom w:val="single" w:sz="1" w:space="0" w:color="CCCCCC"/>
+              <w:right w:val="single" w:sz="1" w:space="0" w:color="CCCCCC"/>
+            </w:tcBorders>
+            <w:tcMar>
+              <w:top w:w="60" w:type="dxa"/>
+              <w:left w:w="100" w:type="dxa"/>
+              <w:bottom w:w="60" w:type="dxa"/>
+              <w:right w:w="100" w:type="dxa"/>
+            </w:tcMar>
+          </w:tcPr>
+          <w:p>
+            <w:r>
+              <w:rPr>
+                <w:sz w:val="20"/>
+                <w:szCs w:val="20"/>
+              </w:rPr>
+              <w:t>The order in which a subject receives the treatments, for example TR or RT</w:t>
+            </w:r>
+          </w:p>
+        </w:tc>
+      </w:tr>
+      <w:tr>
+        <w:tc>
+          <w:tcPr>
+            <w:tcW w:w="4513" w:type="dxa"/>
+            <w:tcBorders>
+              <w:top w:val="single" w:sz="1" w:space="0" w:color="CCCCCC"/>
+              <w:left w:val="single" w:sz="1" w:space="0" w:color="CCCCCC"/>
+              <w:bottom w:val="single" w:sz="1" w:space="0" w:color="CCCCCC"/>
+              <w:right w:val="single" w:sz="1" w:space="0" w:color="CCCCCC"/>
+            </w:tcBorders>
+            <w:tcMar>
+              <w:top w:w="60" w:type="dxa"/>
+              <w:left w:w="100" w:type="dxa"/>
+              <w:bottom w:w="60" w:type="dxa"/>
+              <w:right w:w="100" w:type="dxa"/>
+            </w:tcMar>
+          </w:tcPr>
+          <w:p>
+            <w:r>
+              <w:rPr>
+                <w:sz w:val="20"/>
+                <w:szCs w:val="20"/>
+              </w:rPr>
+              <w:t>Signature sheet</w:t>
+            </w:r>
+          </w:p>
+        </w:tc>
+        <w:tc>
+          <w:tcPr>
+            <w:tcW w:w="4513" w:type="dxa"/>
+            <w:tcBorders>
+              <w:top w:val="single" w:sz="1" w:space="0" w:color="CCCCCC"/>
+              <w:left w:val="single" w:sz="1" w:space="0" w:color="CCCCCC"/>
+              <w:bottom w:val="single" w:sz="1" w:space="0" w:color="CCCCCC"/>
+              <w:right w:val="single" w:sz="1" w:space="0" w:color="CCCCCC"/>
+            </w:tcBorders>
+            <w:tcMar>
+              <w:top w:w="60" w:type="dxa"/>
+              <w:left w:w="100" w:type="dxa"/>
+              <w:bottom w:w="60" w:type="dxa"/>
+              <w:right w:w="100" w:type="dxa"/>
+            </w:tcMar>
+          </w:tcPr>
+          <w:p>
+            <w:r>
+              <w:rPr>
+                <w:sz w:val="20"/>
+                <w:szCs w:val="20"/>
+              </w:rPr>
+              <w:t>Page showing a record's signatures: printed names, UTC times, meanings and the audit entries</w:t>
+            </w:r>
+          </w:p>
+        </w:tc>
+      </w:tr>
+      <w:tr>
+        <w:tc>
+          <w:tcPr>
+            <w:tcW w:w="4513" w:type="dxa"/>
+            <w:tcBorders>
+              <w:top w:val="single" w:sz="1" w:space="0" w:color="CCCCCC"/>
+              <w:left w:val="single" w:sz="1" w:space="0" w:color="CCCCCC"/>
+              <w:bottom w:val="single" w:sz="1" w:space="0" w:color="CCCCCC"/>
+              <w:right w:val="single" w:sz="1" w:space="0" w:color="CCCCCC"/>
+            </w:tcBorders>
+            <w:tcMar>
+              <w:top w:w="60" w:type="dxa"/>
+              <w:left w:w="100" w:type="dxa"/>
+              <w:bottom w:w="60" w:type="dxa"/>
+              <w:right w:w="100" w:type="dxa"/>
+            </w:tcMar>
+          </w:tcPr>
+          <w:p>
+            <w:r>
+              <w:rPr>
+                <w:sz w:val="20"/>
+                <w:szCs w:val="20"/>
+              </w:rPr>
               <w:t>Supportive metric</w:t>
             </w:r>
           </w:p>
@@ -30231,6 +32184,60 @@
                 <w:szCs w:val="20"/>
               </w:rPr>
               <w:t>A bioequivalence metric reported with its ratio and confidence interval, without a verdict</w:t>
+            </w:r>
+          </w:p>
+        </w:tc>
+      </w:tr>
+      <w:tr>
+        <w:tc>
+          <w:tcPr>
+            <w:tcW w:w="4513" w:type="dxa"/>
+            <w:tcBorders>
+              <w:top w:val="single" w:sz="1" w:space="0" w:color="CCCCCC"/>
+              <w:left w:val="single" w:sz="1" w:space="0" w:color="CCCCCC"/>
+              <w:bottom w:val="single" w:sz="1" w:space="0" w:color="CCCCCC"/>
+              <w:right w:val="single" w:sz="1" w:space="0" w:color="CCCCCC"/>
+            </w:tcBorders>
+            <w:tcMar>
+              <w:top w:w="60" w:type="dxa"/>
+              <w:left w:w="100" w:type="dxa"/>
+              <w:bottom w:w="60" w:type="dxa"/>
+              <w:right w:w="100" w:type="dxa"/>
+            </w:tcMar>
+          </w:tcPr>
+          <w:p>
+            <w:r>
+              <w:rPr>
+                <w:sz w:val="20"/>
+                <w:szCs w:val="20"/>
+              </w:rPr>
+              <w:t>System owner</w:t>
+            </w:r>
+          </w:p>
+        </w:tc>
+        <w:tc>
+          <w:tcPr>
+            <w:tcW w:w="4513" w:type="dxa"/>
+            <w:tcBorders>
+              <w:top w:val="single" w:sz="1" w:space="0" w:color="CCCCCC"/>
+              <w:left w:val="single" w:sz="1" w:space="0" w:color="CCCCCC"/>
+              <w:bottom w:val="single" w:sz="1" w:space="0" w:color="CCCCCC"/>
+              <w:right w:val="single" w:sz="1" w:space="0" w:color="CCCCCC"/>
+            </w:tcBorders>
+            <w:tcMar>
+              <w:top w:w="60" w:type="dxa"/>
+              <w:left w:w="100" w:type="dxa"/>
+              <w:bottom w:w="60" w:type="dxa"/>
+              <w:right w:w="100" w:type="dxa"/>
+            </w:tcMar>
+          </w:tcPr>
+          <w:p>
+            <w:r>
+              <w:rPr>
+                <w:sz w:val="20"/>
+                <w:szCs w:val="20"/>
+              </w:rPr>
+              <w:t>The person who manages accounts and archives on the server</w:t>
             </w:r>
           </w:p>
         </w:tc>
@@ -31546,6 +33553,150 @@
         <w:pStyle w:val="Kop3"/>
       </w:pPr>
       <w:r>
+        <w:rPr/>
+        <w:t>Controlled Installation</w:t>
+      </w:r>
+    </w:p>
+    <w:p>
+      <w:pPr>
+        <w:spacing w:after="120" w:line="276" w:lineRule="auto"/>
+      </w:pPr>
+      <w:r>
+        <w:rPr>
+          <w:b/>
+        </w:rPr>
+        <w:t>I cannot sign in</w:t>
+      </w:r>
+      <w:r>
+        <w:rPr/>
+        <w:t>: check your user ID; after five wrong passwords the account is locked, and only the system owner can unlock it (reset).</w:t>
+      </w:r>
+    </w:p>
+    <w:p>
+      <w:pPr>
+        <w:spacing w:after="120" w:line="276" w:lineRule="auto"/>
+      </w:pPr>
+      <w:r>
+        <w:rPr>
+          <w:b/>
+        </w:rPr>
+        <w:t>admin does not work for my new account</w:t>
+      </w:r>
+      <w:r>
+        <w:rPr/>
+        <w:t>: someone may have used it first. Tell the system owner at once.</w:t>
+      </w:r>
+    </w:p>
+    <w:p>
+      <w:pPr>
+        <w:spacing w:after="120" w:line="276" w:lineRule="auto"/>
+      </w:pPr>
+      <w:r>
+        <w:rPr>
+          <w:b/>
+        </w:rPr>
+        <w:t>I think someone knows my password</w:t>
+      </w:r>
+      <w:r>
+        <w:rPr/>
+        <w:t>: change it at once (Change password in the menu with your name) and tell the system owner.</w:t>
+      </w:r>
+    </w:p>
+    <w:p>
+      <w:pPr>
+        <w:spacing w:after="120" w:line="276" w:lineRule="auto"/>
+      </w:pPr>
+      <w:r>
+        <w:rPr>
+          <w:b/>
+        </w:rPr>
+        <w:t>I forgot my password</w:t>
+      </w:r>
+      <w:r>
+        <w:rPr/>
+        <w:t>: ask the system owner for a reset, then sign in with admin and choose a new password.</w:t>
+      </w:r>
+    </w:p>
+    <w:p>
+      <w:pPr>
+        <w:spacing w:after="120" w:line="276" w:lineRule="auto"/>
+      </w:pPr>
+      <w:r>
+        <w:rPr>
+          <w:b/>
+        </w:rPr>
+        <w:t>I was signed out while working</w:t>
+      </w:r>
+      <w:r>
+        <w:rPr/>
+        <w:t>: nothing happened for 15 minutes. Upload the file again; records you created are stored on the server.</w:t>
+      </w:r>
+    </w:p>
+    <w:p>
+      <w:pPr>
+        <w:spacing w:after="120" w:line="276" w:lineRule="auto"/>
+      </w:pPr>
+      <w:r>
+        <w:rPr>
+          <w:b/>
+        </w:rPr>
+        <w:t>"This action was not carried out because it could not be recorded in the audit trail"</w:t>
+      </w:r>
+      <w:r>
+        <w:rPr/>
+        <w:t>: nothing was done and nothing was lost. Tell the system owner.</w:t>
+      </w:r>
+    </w:p>
+    <w:p>
+      <w:pPr>
+        <w:spacing w:after="120" w:line="276" w:lineRule="auto"/>
+      </w:pPr>
+      <w:r>
+        <w:rPr>
+          <w:b/>
+        </w:rPr>
+        <w:t>My record was rejected</w:t>
+      </w:r>
+      <w:r>
+        <w:rPr/>
+        <w:t>: read the reason on the Records page, change the analysis, and create a new record.</w:t>
+      </w:r>
+    </w:p>
+    <w:p>
+      <w:pPr>
+        <w:spacing w:after="120" w:line="276" w:lineRule="auto"/>
+      </w:pPr>
+      <w:r>
+        <w:rPr>
+          <w:b/>
+        </w:rPr>
+        <w:t>I signed the wrong record</w:t>
+      </w:r>
+      <w:r>
+        <w:rPr/>
+        <w:t>: a signature cannot be undone. Tell the reviewer or the system owner; the analyst creates a new record, which is reviewed again. The mistaken signature stays visible in the audit trail.</w:t>
+      </w:r>
+    </w:p>
+    <w:p>
+      <w:pPr>
+        <w:spacing w:after="120" w:line="276" w:lineRule="auto"/>
+      </w:pPr>
+      <w:r>
+        <w:rPr>
+          <w:b/>
+        </w:rPr>
+        <w:t>Signature INVALID</w:t>
+      </w:r>
+      <w:r>
+        <w:rPr/>
+        <w:t>: the stored copy has changed since it was signed. Tell the system owner at once.</w:t>
+      </w:r>
+    </w:p>
+    <w:p>
+      <w:pPr>
+        <w:pStyle w:val="Kop3"/>
+      </w:pPr>
+      <w:r>
         <w:t>Records and Exports</w:t>
       </w:r>
     </w:p>
@@ -31581,11 +33732,728 @@
       <w:pPr>
         <w:pStyle w:val="Kop2"/>
       </w:pPr>
+      <w:bookmarkStart w:id="55" w:name="_Toc241229002"/>
+      <w:bookmarkEnd w:id="55"/>
+      <w:r>
+        <w:rPr/>
+        <w:t>Appendix E: Setting Up and Administering a Controlled Installation</w:t>
+      </w:r>
+    </w:p>
+    <w:p>
+      <w:pPr>
+        <w:spacing w:after="120" w:line="276" w:lineRule="auto"/>
+      </w:pPr>
+      <w:r>
+        <w:rPr/>
+        <w:t>For IT and the system owner. The installation checks of the IQ/OQ/PQ protocol (section 2.1) test the server against these steps, so follow them as written. Controlled mode is qualified per installation: a changed step is a deviation.</w:t>
+      </w:r>
+    </w:p>
+    <w:p>
+      <w:pPr>
+        <w:pStyle w:val="Kop3"/>
+      </w:pPr>
+      <w:r>
+        <w:rPr/>
+        <w:t>Setting Up the Server</w:t>
+      </w:r>
+    </w:p>
+    <w:p>
+      <w:pPr>
+        <w:spacing w:after="120" w:line="276" w:lineRule="auto"/>
+      </w:pPr>
+      <w:r>
+        <w:rPr/>
+        <w:t>1. Install R and the validated package versions from validation/renv.lock into the site library, including shinymanager, DBI and RSQLite.</w:t>
+      </w:r>
+    </w:p>
+    <w:p>
+      <w:pPr>
+        <w:spacing w:after="120" w:line="276" w:lineRule="auto"/>
+      </w:pPr>
+      <w:r>
+        <w:rPr/>
+        <w:t>2. Put the tagged release in /srv/shiny-server/nca, owned by root and read-only for the service account shiny. Create the empty file gxp/CONTROLLED in it, owned by root: with it, the app does not start without controlled mode.</w:t>
+      </w:r>
+    </w:p>
+    <w:p>
+      <w:pPr>
+        <w:spacing w:after="120" w:line="276" w:lineRule="auto"/>
+      </w:pPr>
+      <w:r>
+        <w:rPr/>
+        <w:t>3. In /etc/shiny-server/shiny-server.conf, set run_as shiny, let Shiny Server listen on 127.0.0.1 only, and set app_idle_timeout 0 so that the app keeps running (otherwise every idle stop shows up as an exception in the audit trail).</w:t>
+      </w:r>
+    </w:p>
+    <w:p>
+      <w:pPr>
+        <w:spacing w:after="120" w:line="276" w:lineRule="auto"/>
+      </w:pPr>
+      <w:r>
+        <w:rPr/>
+        <w:t>4. Put nginx in front of it with HTTPS only, redirecting HTTP, with WebSocket support.</w:t>
+      </w:r>
+    </w:p>
+    <w:p>
+      <w:pPr>
+        <w:spacing w:after="120" w:line="276" w:lineRule="auto"/>
+      </w:pPr>
+      <w:r>
+        <w:rPr/>
+        <w:t>5. Create the controlled directory on the server's local disk, never on a network or cloud-synced share: mkdir /srv/nca-gxp, owned by shiny, mode 0700.</w:t>
+      </w:r>
+    </w:p>
+    <w:p>
+      <w:pPr>
+        <w:spacing w:after="120" w:line="276" w:lineRule="auto"/>
+      </w:pPr>
+      <w:r>
+        <w:rPr/>
+        <w:t>6. Create /home/shiny/.Renviron, mode 0600, with NCA_GXP_DIR=/srv/nca-gxp, NCA_GXP_KEY (a passphrase for the user store, kept nowhere else in plain text), NCA_GXP_ORG (your organisation's name, recorded in every audit entry) and, if needed, NCA_GXP_WORK_HOURS (for example 07:00-19:00).</w:t>
+      </w:r>
+    </w:p>
+    <w:p>
+      <w:pPr>
+        <w:spacing w:after="120" w:line="276" w:lineRule="auto"/>
+      </w:pPr>
+      <w:r>
+        <w:rPr/>
+        <w:t>7. Add a sudoers rule that lets the system owner run exactly Rscript /srv/shiny-server/nca/gxp/manage_users.R as shiny, and nothing else. Root access stays with IT, with the operating system's audit logging.</w:t>
+      </w:r>
+    </w:p>
+    <w:p>
+      <w:pPr>
+        <w:spacing w:after="120" w:line="276" w:lineRule="auto"/>
+      </w:pPr>
+      <w:r>
+        <w:rPr/>
+        <w:t>8. Run sudo -u shiny Rscript gxp/manage_users.R init.</w:t>
+      </w:r>
+    </w:p>
+    <w:p>
+      <w:pPr>
+        <w:spacing w:after="120" w:line="276" w:lineRule="auto"/>
+      </w:pPr>
+      <w:r>
+        <w:rPr/>
+        <w:t>9. Turn on NTP time synchronisation, and a daily backup of /srv/nca-gxp to a separate site and network. Test a restore.</w:t>
+      </w:r>
+    </w:p>
+    <w:p>
+      <w:pPr>
+        <w:spacing w:after="120" w:line="276" w:lineRule="auto"/>
+      </w:pPr>
+      <w:r>
+        <w:rPr/>
+        <w:t>10. Make sure the server can only be reached through your two-factor sign-in, from managed devices whose browsers do not save passwords, and that the system log is monitored: security alerts are logged under the tag nca-assistant.</w:t>
+      </w:r>
+    </w:p>
+    <w:p>
+      <w:pPr>
+        <w:pStyle w:val="Kop3"/>
+      </w:pPr>
+      <w:r>
+        <w:rPr/>
+        <w:t>Managing Accounts</w:t>
+      </w:r>
+    </w:p>
+    <w:p>
+      <w:pPr>
+        <w:spacing w:after="120" w:line="276" w:lineRule="auto"/>
+      </w:pPr>
+      <w:r>
+        <w:rPr/>
+        <w:t>The system owner runs every command as: sudo -u shiny Rscript gxp/manage_users.R command. Every change is logged under the system owner's own name, with the reason given. There is no delete: a user ID is never used again.</w:t>
+      </w:r>
+    </w:p>
+    <w:tbl>
+      <w:tblPr>
+        <w:tblW w:w="9026" w:type="dxa"/>
+        <w:tblBorders>
+          <w:top w:val="single" w:sz="4" w:space="0" w:color="auto"/>
+          <w:left w:val="single" w:sz="4" w:space="0" w:color="auto"/>
+          <w:bottom w:val="single" w:sz="4" w:space="0" w:color="auto"/>
+          <w:right w:val="single" w:sz="4" w:space="0" w:color="auto"/>
+          <w:insideH w:val="single" w:sz="4" w:space="0" w:color="auto"/>
+          <w:insideV w:val="single" w:sz="4" w:space="0" w:color="auto"/>
+        </w:tblBorders>
+        <w:tblCellMar>
+          <w:left w:w="10" w:type="dxa"/>
+          <w:right w:w="10" w:type="dxa"/>
+        </w:tblCellMar>
+        <w:tblLook w:val="04A0" w:firstRow="1" w:lastRow="0" w:firstColumn="1" w:lastColumn="0" w:noHBand="0" w:noVBand="1"/>
+      </w:tblPr>
+      <w:tblGrid>
+        <w:gridCol w:w="4513"/>
+        <w:gridCol w:w="4513"/>
+      </w:tblGrid>
+      <w:tr>
+        <w:tc>
+          <w:tcPr>
+            <w:tcW w:w="4513" w:type="dxa"/>
+            <w:tcBorders>
+              <w:top w:val="single" w:sz="1" w:space="0" w:color="CCCCCC"/>
+              <w:left w:val="single" w:sz="1" w:space="0" w:color="CCCCCC"/>
+              <w:bottom w:val="single" w:sz="1" w:space="0" w:color="CCCCCC"/>
+              <w:right w:val="single" w:sz="1" w:space="0" w:color="CCCCCC"/>
+            </w:tcBorders>
+            <w:shd w:val="clear" w:color="auto" w:fill="2C3E50"/>
+            <w:tcMar>
+              <w:top w:w="60" w:type="dxa"/>
+              <w:left w:w="100" w:type="dxa"/>
+              <w:bottom w:w="60" w:type="dxa"/>
+              <w:right w:w="100" w:type="dxa"/>
+            </w:tcMar>
+          </w:tcPr>
+          <w:p>
+            <w:r>
+              <w:rPr>
+                <w:b/>
+                <w:bCs/>
+                <w:color w:val="FFFFFF"/>
+                <w:sz w:val="20"/>
+                <w:szCs w:val="20"/>
+              </w:rPr>
+              <w:t>Command</w:t>
+            </w:r>
+          </w:p>
+        </w:tc>
+        <w:tc>
+          <w:tcPr>
+            <w:tcW w:w="4513" w:type="dxa"/>
+            <w:tcBorders>
+              <w:top w:val="single" w:sz="1" w:space="0" w:color="CCCCCC"/>
+              <w:left w:val="single" w:sz="1" w:space="0" w:color="CCCCCC"/>
+              <w:bottom w:val="single" w:sz="1" w:space="0" w:color="CCCCCC"/>
+              <w:right w:val="single" w:sz="1" w:space="0" w:color="CCCCCC"/>
+            </w:tcBorders>
+            <w:shd w:val="clear" w:color="auto" w:fill="2C3E50"/>
+            <w:tcMar>
+              <w:top w:w="60" w:type="dxa"/>
+              <w:left w:w="100" w:type="dxa"/>
+              <w:bottom w:w="60" w:type="dxa"/>
+              <w:right w:w="100" w:type="dxa"/>
+            </w:tcMar>
+          </w:tcPr>
+          <w:p>
+            <w:r>
+              <w:rPr>
+                <w:b/>
+                <w:bCs/>
+                <w:color w:val="FFFFFF"/>
+                <w:sz w:val="20"/>
+                <w:szCs w:val="20"/>
+              </w:rPr>
+              <w:t>What it does</w:t>
+            </w:r>
+          </w:p>
+        </w:tc>
+      </w:tr>
+      <w:tr>
+        <w:tc>
+          <w:tcPr>
+            <w:tcW w:w="4513" w:type="dxa"/>
+            <w:tcBorders>
+              <w:top w:val="single" w:sz="1" w:space="0" w:color="CCCCCC"/>
+              <w:left w:val="single" w:sz="1" w:space="0" w:color="CCCCCC"/>
+              <w:bottom w:val="single" w:sz="1" w:space="0" w:color="CCCCCC"/>
+              <w:right w:val="single" w:sz="1" w:space="0" w:color="CCCCCC"/>
+            </w:tcBorders>
+            <w:tcMar>
+              <w:top w:w="60" w:type="dxa"/>
+              <w:left w:w="100" w:type="dxa"/>
+              <w:bottom w:w="60" w:type="dxa"/>
+              <w:right w:w="100" w:type="dxa"/>
+            </w:tcMar>
+          </w:tcPr>
+          <w:p>
+            <w:r>
+              <w:rPr>
+                <w:sz w:val="20"/>
+                <w:szCs w:val="20"/>
+              </w:rPr>
+              <w:t>add id "Printed Name" roles "reason"</w:t>
+            </w:r>
+          </w:p>
+        </w:tc>
+        <w:tc>
+          <w:tcPr>
+            <w:tcW w:w="4513" w:type="dxa"/>
+            <w:tcBorders>
+              <w:top w:val="single" w:sz="1" w:space="0" w:color="CCCCCC"/>
+              <w:left w:val="single" w:sz="1" w:space="0" w:color="CCCCCC"/>
+              <w:bottom w:val="single" w:sz="1" w:space="0" w:color="CCCCCC"/>
+              <w:right w:val="single" w:sz="1" w:space="0" w:color="CCCCCC"/>
+            </w:tcBorders>
+            <w:tcMar>
+              <w:top w:w="60" w:type="dxa"/>
+              <w:left w:w="100" w:type="dxa"/>
+              <w:bottom w:w="60" w:type="dxa"/>
+              <w:right w:w="100" w:type="dxa"/>
+            </w:tcMar>
+          </w:tcPr>
+          <w:p>
+            <w:r>
+              <w:rPr>
+                <w:sz w:val="20"/>
+                <w:szCs w:val="20"/>
+              </w:rPr>
+              <w:t>Creates an account with the starting password admin. Roles: analyst, reviewer, analyst;reviewer or inspector. Create it only when the person can sign in at once</w:t>
+            </w:r>
+          </w:p>
+        </w:tc>
+      </w:tr>
+      <w:tr>
+        <w:tc>
+          <w:tcPr>
+            <w:tcW w:w="4513" w:type="dxa"/>
+            <w:tcBorders>
+              <w:top w:val="single" w:sz="1" w:space="0" w:color="CCCCCC"/>
+              <w:left w:val="single" w:sz="1" w:space="0" w:color="CCCCCC"/>
+              <w:bottom w:val="single" w:sz="1" w:space="0" w:color="CCCCCC"/>
+              <w:right w:val="single" w:sz="1" w:space="0" w:color="CCCCCC"/>
+            </w:tcBorders>
+            <w:tcMar>
+              <w:top w:w="60" w:type="dxa"/>
+              <w:left w:w="100" w:type="dxa"/>
+              <w:bottom w:w="60" w:type="dxa"/>
+              <w:right w:w="100" w:type="dxa"/>
+            </w:tcMar>
+          </w:tcPr>
+          <w:p>
+            <w:r>
+              <w:rPr>
+                <w:sz w:val="20"/>
+                <w:szCs w:val="20"/>
+              </w:rPr>
+              <w:t>role id roles "reason"</w:t>
+            </w:r>
+          </w:p>
+        </w:tc>
+        <w:tc>
+          <w:tcPr>
+            <w:tcW w:w="4513" w:type="dxa"/>
+            <w:tcBorders>
+              <w:top w:val="single" w:sz="1" w:space="0" w:color="CCCCCC"/>
+              <w:left w:val="single" w:sz="1" w:space="0" w:color="CCCCCC"/>
+              <w:bottom w:val="single" w:sz="1" w:space="0" w:color="CCCCCC"/>
+              <w:right w:val="single" w:sz="1" w:space="0" w:color="CCCCCC"/>
+            </w:tcBorders>
+            <w:tcMar>
+              <w:top w:w="60" w:type="dxa"/>
+              <w:left w:w="100" w:type="dxa"/>
+              <w:bottom w:w="60" w:type="dxa"/>
+              <w:right w:w="100" w:type="dxa"/>
+            </w:tcMar>
+          </w:tcPr>
+          <w:p>
+            <w:r>
+              <w:rPr>
+                <w:sz w:val="20"/>
+                <w:szCs w:val="20"/>
+              </w:rPr>
+              <w:t>Changes the roles</w:t>
+            </w:r>
+          </w:p>
+        </w:tc>
+      </w:tr>
+      <w:tr>
+        <w:tc>
+          <w:tcPr>
+            <w:tcW w:w="4513" w:type="dxa"/>
+            <w:tcBorders>
+              <w:top w:val="single" w:sz="1" w:space="0" w:color="CCCCCC"/>
+              <w:left w:val="single" w:sz="1" w:space="0" w:color="CCCCCC"/>
+              <w:bottom w:val="single" w:sz="1" w:space="0" w:color="CCCCCC"/>
+              <w:right w:val="single" w:sz="1" w:space="0" w:color="CCCCCC"/>
+            </w:tcBorders>
+            <w:tcMar>
+              <w:top w:w="60" w:type="dxa"/>
+              <w:left w:w="100" w:type="dxa"/>
+              <w:bottom w:w="60" w:type="dxa"/>
+              <w:right w:w="100" w:type="dxa"/>
+            </w:tcMar>
+          </w:tcPr>
+          <w:p>
+            <w:r>
+              <w:rPr>
+                <w:sz w:val="20"/>
+                <w:szCs w:val="20"/>
+              </w:rPr>
+              <w:t>reset id "reason"</w:t>
+            </w:r>
+          </w:p>
+        </w:tc>
+        <w:tc>
+          <w:tcPr>
+            <w:tcW w:w="4513" w:type="dxa"/>
+            <w:tcBorders>
+              <w:top w:val="single" w:sz="1" w:space="0" w:color="CCCCCC"/>
+              <w:left w:val="single" w:sz="1" w:space="0" w:color="CCCCCC"/>
+              <w:bottom w:val="single" w:sz="1" w:space="0" w:color="CCCCCC"/>
+              <w:right w:val="single" w:sz="1" w:space="0" w:color="CCCCCC"/>
+            </w:tcBorders>
+            <w:tcMar>
+              <w:top w:w="60" w:type="dxa"/>
+              <w:left w:w="100" w:type="dxa"/>
+              <w:bottom w:w="60" w:type="dxa"/>
+              <w:right w:w="100" w:type="dxa"/>
+            </w:tcMar>
+          </w:tcPr>
+          <w:p>
+            <w:r>
+              <w:rPr>
+                <w:sz w:val="20"/>
+                <w:szCs w:val="20"/>
+              </w:rPr>
+              <w:t>Sets the password back to admin and unlocks the account; the user must sign in at once and choose a new password</w:t>
+            </w:r>
+          </w:p>
+        </w:tc>
+      </w:tr>
+      <w:tr>
+        <w:tc>
+          <w:tcPr>
+            <w:tcW w:w="4513" w:type="dxa"/>
+            <w:tcBorders>
+              <w:top w:val="single" w:sz="1" w:space="0" w:color="CCCCCC"/>
+              <w:left w:val="single" w:sz="1" w:space="0" w:color="CCCCCC"/>
+              <w:bottom w:val="single" w:sz="1" w:space="0" w:color="CCCCCC"/>
+              <w:right w:val="single" w:sz="1" w:space="0" w:color="CCCCCC"/>
+            </w:tcBorders>
+            <w:tcMar>
+              <w:top w:w="60" w:type="dxa"/>
+              <w:left w:w="100" w:type="dxa"/>
+              <w:bottom w:w="60" w:type="dxa"/>
+              <w:right w:w="100" w:type="dxa"/>
+            </w:tcMar>
+          </w:tcPr>
+          <w:p>
+            <w:r>
+              <w:rPr>
+                <w:sz w:val="20"/>
+                <w:szCs w:val="20"/>
+              </w:rPr>
+              <w:t>deactivate id "reason"</w:t>
+            </w:r>
+          </w:p>
+        </w:tc>
+        <w:tc>
+          <w:tcPr>
+            <w:tcW w:w="4513" w:type="dxa"/>
+            <w:tcBorders>
+              <w:top w:val="single" w:sz="1" w:space="0" w:color="CCCCCC"/>
+              <w:left w:val="single" w:sz="1" w:space="0" w:color="CCCCCC"/>
+              <w:bottom w:val="single" w:sz="1" w:space="0" w:color="CCCCCC"/>
+              <w:right w:val="single" w:sz="1" w:space="0" w:color="CCCCCC"/>
+            </w:tcBorders>
+            <w:tcMar>
+              <w:top w:w="60" w:type="dxa"/>
+              <w:left w:w="100" w:type="dxa"/>
+              <w:bottom w:w="60" w:type="dxa"/>
+              <w:right w:w="100" w:type="dxa"/>
+            </w:tcMar>
+          </w:tcPr>
+          <w:p>
+            <w:r>
+              <w:rPr>
+                <w:sz w:val="20"/>
+                <w:szCs w:val="20"/>
+              </w:rPr>
+              <w:t>Blocks sign-in and signing; the account and its history stay</w:t>
+            </w:r>
+          </w:p>
+        </w:tc>
+      </w:tr>
+      <w:tr>
+        <w:tc>
+          <w:tcPr>
+            <w:tcW w:w="4513" w:type="dxa"/>
+            <w:tcBorders>
+              <w:top w:val="single" w:sz="1" w:space="0" w:color="CCCCCC"/>
+              <w:left w:val="single" w:sz="1" w:space="0" w:color="CCCCCC"/>
+              <w:bottom w:val="single" w:sz="1" w:space="0" w:color="CCCCCC"/>
+              <w:right w:val="single" w:sz="1" w:space="0" w:color="CCCCCC"/>
+            </w:tcBorders>
+            <w:tcMar>
+              <w:top w:w="60" w:type="dxa"/>
+              <w:left w:w="100" w:type="dxa"/>
+              <w:bottom w:w="60" w:type="dxa"/>
+              <w:right w:w="100" w:type="dxa"/>
+            </w:tcMar>
+          </w:tcPr>
+          <w:p>
+            <w:r>
+              <w:rPr>
+                <w:sz w:val="20"/>
+                <w:szCs w:val="20"/>
+              </w:rPr>
+              <w:t>list</w:t>
+            </w:r>
+          </w:p>
+        </w:tc>
+        <w:tc>
+          <w:tcPr>
+            <w:tcW w:w="4513" w:type="dxa"/>
+            <w:tcBorders>
+              <w:top w:val="single" w:sz="1" w:space="0" w:color="CCCCCC"/>
+              <w:left w:val="single" w:sz="1" w:space="0" w:color="CCCCCC"/>
+              <w:bottom w:val="single" w:sz="1" w:space="0" w:color="CCCCCC"/>
+              <w:right w:val="single" w:sz="1" w:space="0" w:color="CCCCCC"/>
+            </w:tcBorders>
+            <w:tcMar>
+              <w:top w:w="60" w:type="dxa"/>
+              <w:left w:w="100" w:type="dxa"/>
+              <w:bottom w:w="60" w:type="dxa"/>
+              <w:right w:w="100" w:type="dxa"/>
+            </w:tcMar>
+          </w:tcPr>
+          <w:p>
+            <w:r>
+              <w:rPr>
+                <w:sz w:val="20"/>
+                <w:szCs w:val="20"/>
+              </w:rPr>
+              <w:t>Shows every account, its roles, status and history</w:t>
+            </w:r>
+          </w:p>
+        </w:tc>
+      </w:tr>
+      <w:tr>
+        <w:tc>
+          <w:tcPr>
+            <w:tcW w:w="4513" w:type="dxa"/>
+            <w:tcBorders>
+              <w:top w:val="single" w:sz="1" w:space="0" w:color="CCCCCC"/>
+              <w:left w:val="single" w:sz="1" w:space="0" w:color="CCCCCC"/>
+              <w:bottom w:val="single" w:sz="1" w:space="0" w:color="CCCCCC"/>
+              <w:right w:val="single" w:sz="1" w:space="0" w:color="CCCCCC"/>
+            </w:tcBorders>
+            <w:tcMar>
+              <w:top w:w="60" w:type="dxa"/>
+              <w:left w:w="100" w:type="dxa"/>
+              <w:bottom w:w="60" w:type="dxa"/>
+              <w:right w:w="100" w:type="dxa"/>
+            </w:tcMar>
+          </w:tcPr>
+          <w:p>
+            <w:r>
+              <w:rPr>
+                <w:sz w:val="20"/>
+                <w:szCs w:val="20"/>
+              </w:rPr>
+              <w:t>verify</w:t>
+            </w:r>
+          </w:p>
+        </w:tc>
+        <w:tc>
+          <w:tcPr>
+            <w:tcW w:w="4513" w:type="dxa"/>
+            <w:tcBorders>
+              <w:top w:val="single" w:sz="1" w:space="0" w:color="CCCCCC"/>
+              <w:left w:val="single" w:sz="1" w:space="0" w:color="CCCCCC"/>
+              <w:bottom w:val="single" w:sz="1" w:space="0" w:color="CCCCCC"/>
+              <w:right w:val="single" w:sz="1" w:space="0" w:color="CCCCCC"/>
+            </w:tcBorders>
+            <w:tcMar>
+              <w:top w:w="60" w:type="dxa"/>
+              <w:left w:w="100" w:type="dxa"/>
+              <w:bottom w:w="60" w:type="dxa"/>
+              <w:right w:w="100" w:type="dxa"/>
+            </w:tcMar>
+          </w:tcPr>
+          <w:p>
+            <w:r>
+              <w:rPr>
+                <w:sz w:val="20"/>
+                <w:szCs w:val="20"/>
+              </w:rPr>
+              <w:t>Checks the audit trail; verify folder checks an archived copy, also on another computer</w:t>
+            </w:r>
+          </w:p>
+        </w:tc>
+      </w:tr>
+      <w:tr>
+        <w:tc>
+          <w:tcPr>
+            <w:tcW w:w="4513" w:type="dxa"/>
+            <w:tcBorders>
+              <w:top w:val="single" w:sz="1" w:space="0" w:color="CCCCCC"/>
+              <w:left w:val="single" w:sz="1" w:space="0" w:color="CCCCCC"/>
+              <w:bottom w:val="single" w:sz="1" w:space="0" w:color="CCCCCC"/>
+              <w:right w:val="single" w:sz="1" w:space="0" w:color="CCCCCC"/>
+            </w:tcBorders>
+            <w:tcMar>
+              <w:top w:w="60" w:type="dxa"/>
+              <w:left w:w="100" w:type="dxa"/>
+              <w:bottom w:w="60" w:type="dxa"/>
+              <w:right w:w="100" w:type="dxa"/>
+            </w:tcMar>
+          </w:tcPr>
+          <w:p>
+            <w:r>
+              <w:rPr>
+                <w:sz w:val="20"/>
+                <w:szCs w:val="20"/>
+              </w:rPr>
+              <w:t>head</w:t>
+            </w:r>
+          </w:p>
+        </w:tc>
+        <w:tc>
+          <w:tcPr>
+            <w:tcW w:w="4513" w:type="dxa"/>
+            <w:tcBorders>
+              <w:top w:val="single" w:sz="1" w:space="0" w:color="CCCCCC"/>
+              <w:left w:val="single" w:sz="1" w:space="0" w:color="CCCCCC"/>
+              <w:bottom w:val="single" w:sz="1" w:space="0" w:color="CCCCCC"/>
+              <w:right w:val="single" w:sz="1" w:space="0" w:color="CCCCCC"/>
+            </w:tcBorders>
+            <w:tcMar>
+              <w:top w:w="60" w:type="dxa"/>
+              <w:left w:w="100" w:type="dxa"/>
+              <w:bottom w:w="60" w:type="dxa"/>
+              <w:right w:w="100" w:type="dxa"/>
+            </w:tcMar>
+          </w:tcPr>
+          <w:p>
+            <w:r>
+              <w:rPr>
+                <w:sz w:val="20"/>
+                <w:szCs w:val="20"/>
+              </w:rPr>
+              <w:t>Prints the last entry of the trail: file it in your quality system at a fixed interval</w:t>
+            </w:r>
+          </w:p>
+        </w:tc>
+      </w:tr>
+      <w:tr>
+        <w:tc>
+          <w:tcPr>
+            <w:tcW w:w="4513" w:type="dxa"/>
+            <w:tcBorders>
+              <w:top w:val="single" w:sz="1" w:space="0" w:color="CCCCCC"/>
+              <w:left w:val="single" w:sz="1" w:space="0" w:color="CCCCCC"/>
+              <w:bottom w:val="single" w:sz="1" w:space="0" w:color="CCCCCC"/>
+              <w:right w:val="single" w:sz="1" w:space="0" w:color="CCCCCC"/>
+            </w:tcBorders>
+            <w:tcMar>
+              <w:top w:w="60" w:type="dxa"/>
+              <w:left w:w="100" w:type="dxa"/>
+              <w:bottom w:w="60" w:type="dxa"/>
+              <w:right w:w="100" w:type="dxa"/>
+            </w:tcMar>
+          </w:tcPr>
+          <w:p>
+            <w:r>
+              <w:rPr>
+                <w:sz w:val="20"/>
+                <w:szCs w:val="20"/>
+              </w:rPr>
+              <w:t>archive folder</w:t>
+            </w:r>
+          </w:p>
+        </w:tc>
+        <w:tc>
+          <w:tcPr>
+            <w:tcW w:w="4513" w:type="dxa"/>
+            <w:tcBorders>
+              <w:top w:val="single" w:sz="1" w:space="0" w:color="CCCCCC"/>
+              <w:left w:val="single" w:sz="1" w:space="0" w:color="CCCCCC"/>
+              <w:bottom w:val="single" w:sz="1" w:space="0" w:color="CCCCCC"/>
+              <w:right w:val="single" w:sz="1" w:space="0" w:color="CCCCCC"/>
+            </w:tcBorders>
+            <w:tcMar>
+              <w:top w:w="60" w:type="dxa"/>
+              <w:left w:w="100" w:type="dxa"/>
+              <w:bottom w:w="60" w:type="dxa"/>
+              <w:right w:w="100" w:type="dxa"/>
+            </w:tcMar>
+          </w:tcPr>
+          <w:p>
+            <w:r>
+              <w:rPr>
+                <w:sz w:val="20"/>
+                <w:szCs w:val="20"/>
+              </w:rPr>
+              <w:t>Writes a read-only archive (below)</w:t>
+            </w:r>
+          </w:p>
+        </w:tc>
+      </w:tr>
+    </w:tbl>
+    <w:p>
+      <w:pPr>
+        <w:spacing w:after="120" w:line="276" w:lineRule="auto"/>
+      </w:pPr>
+      <w:r>
+        <w:rPr/>
+        <w:t>Before you give out an account, check the person's identity. Deactivate accounts on the day someone leaves or no longer needs access, and review the account list at a fixed interval.</w:t>
+      </w:r>
+    </w:p>
+    <w:p>
+      <w:pPr>
+        <w:pStyle w:val="Kop3"/>
+      </w:pPr>
+      <w:r>
+        <w:rPr/>
+        <w:t>Archiving and Restoring</w:t>
+      </w:r>
+    </w:p>
+    <w:p>
+      <w:pPr>
+        <w:spacing w:after="120" w:line="276" w:lineRule="auto"/>
+      </w:pPr>
+      <w:r>
+        <w:rPr/>
+        <w:t>manage_users.R archive folder writes a dated, read-only folder with a consistent copy of the audit trail, the stored records, the app files that are running, validation/renv.lock, the release manifest, the validation files, a verification report, restore steps (RESTORE.md) and a SHA-256 manifest of everything. Archive at the end of a study and when the server is retired, and keep the archive as long as the records. The restore steps bring the archived release back on a clean computer, on a copy of the archive; test this once during installation qualification.</w:t>
+      </w:r>
+    </w:p>
+    <w:p>
+      <w:pPr>
+        <w:pStyle w:val="Kop3"/>
+      </w:pPr>
+      <w:r>
+        <w:rPr/>
+        <w:t>When Something Is Wrong</w:t>
+      </w:r>
+    </w:p>
+    <w:p>
+      <w:pPr>
+        <w:spacing w:after="120" w:line="276" w:lineRule="auto"/>
+      </w:pPr>
+      <w:r>
+        <w:rPr/>
+        <w:t>If verify, or Verify chain in the app, reports that the trail is not intact, stop using the installation for regulated work, keep the server as it is, and start an investigation under your procedure. Compare the trail with the heads you filed and with the backups to find out what changed. If the app says an action could not be recorded in the audit trail, check the disk space and the permissions of the controlled directory.</w:t>
+      </w:r>
+    </w:p>
+    <w:p>
+      <w:pPr>
+        <w:pStyle w:val="Kop3"/>
+      </w:pPr>
+      <w:r>
+        <w:rPr/>
+        <w:t>A Training Installation</w:t>
+      </w:r>
+    </w:p>
+    <w:p>
+      <w:pPr>
+        <w:spacing w:after="120" w:line="276" w:lineRule="auto"/>
+      </w:pPr>
+      <w:r>
+        <w:rPr/>
+        <w:t>For training and for Tutorial 8, run controlled mode on your own computer. Put NCA_GXP_DIR (a folder on your local disk, not in OneDrive or a network folder), NCA_GXP_KEY and NCA_GXP_ORG in the .Renviron file in your home folder, run Rscript gxp/manage_users.R init and add from the app folder (no sudo), and start the app as usual. A training installation is not a qualified setup: you own the folder that holds its audit trail.</w:t>
+      </w:r>
+    </w:p>
+    <w:p>
+      <w:pPr>
+        <w:pStyle w:val="Kop2"/>
+      </w:pPr>
       <w:bookmarkStart w:id="96" w:name="_Toc241229043"/>
-      <w:r>
-        <w:t>Appendix E: References</w:t>
-      </w:r>
       <w:bookmarkEnd w:id="96"/>
+      <w:r>
+        <w:rPr/>
+        <w:t>Appendix F: References</w:t>
+      </w:r>
     </w:p>
     <w:p>
       <w:pPr>
@@ -31809,10 +34677,11 @@
         <w:pStyle w:val="Kop2"/>
       </w:pPr>
       <w:bookmarkStart w:id="97" w:name="_Toc241229044"/>
-      <w:r>
-        <w:t>Appendix F: Document Control</w:t>
-      </w:r>
       <w:bookmarkEnd w:id="97"/>
+      <w:r>
+        <w:rPr/>
+        <w:t>Appendix G: Document Control</w:t>
+      </w:r>
     </w:p>
     <w:p>
       <w:pPr>
@@ -32890,6 +35759,108 @@
               </w:rPr>
               <w:lastRenderedPageBreak/>
               <w:t>multiple ascending dose, food effect, metabolites, bioavailability, three or more treatments), Reading Your Results, a chapter on regulated use, derived-parameter formulas, an appendix of output parameters, and troubleshooting by stage. Corrected throughout for the app changes of v1.7.0.</w:t>
+            </w:r>
+          </w:p>
+        </w:tc>
+      </w:tr>
+      <w:tr>
+        <w:tc>
+          <w:tcPr>
+            <w:tcW w:w="1500" w:type="dxa"/>
+            <w:tcBorders>
+              <w:top w:val="single" w:sz="1" w:space="0" w:color="CCCCCC"/>
+              <w:left w:val="single" w:sz="1" w:space="0" w:color="CCCCCC"/>
+              <w:bottom w:val="single" w:sz="1" w:space="0" w:color="CCCCCC"/>
+              <w:right w:val="single" w:sz="1" w:space="0" w:color="CCCCCC"/>
+            </w:tcBorders>
+            <w:tcMar>
+              <w:top w:w="60" w:type="dxa"/>
+              <w:left w:w="100" w:type="dxa"/>
+              <w:bottom w:w="60" w:type="dxa"/>
+              <w:right w:w="100" w:type="dxa"/>
+            </w:tcMar>
+          </w:tcPr>
+          <w:p>
+            <w:r>
+              <w:rPr>
+                <w:sz w:val="20"/>
+                <w:szCs w:val="20"/>
+              </w:rPr>
+              <w:t>X.Y</w:t>
+            </w:r>
+          </w:p>
+        </w:tc>
+        <w:tc>
+          <w:tcPr>
+            <w:tcW w:w="2000" w:type="dxa"/>
+            <w:tcBorders>
+              <w:top w:val="single" w:sz="1" w:space="0" w:color="CCCCCC"/>
+              <w:left w:val="single" w:sz="1" w:space="0" w:color="CCCCCC"/>
+              <w:bottom w:val="single" w:sz="1" w:space="0" w:color="CCCCCC"/>
+              <w:right w:val="single" w:sz="1" w:space="0" w:color="CCCCCC"/>
+            </w:tcBorders>
+            <w:tcMar>
+              <w:top w:w="60" w:type="dxa"/>
+              <w:left w:w="100" w:type="dxa"/>
+              <w:bottom w:w="60" w:type="dxa"/>
+              <w:right w:w="100" w:type="dxa"/>
+            </w:tcMar>
+          </w:tcPr>
+          <w:p>
+            <w:r>
+              <w:rPr>
+                <w:sz w:val="20"/>
+                <w:szCs w:val="20"/>
+              </w:rPr>
+              <w:t>Month 2026</w:t>
+            </w:r>
+          </w:p>
+        </w:tc>
+        <w:tc>
+          <w:tcPr>
+            <w:tcW w:w="2526" w:type="dxa"/>
+            <w:tcBorders>
+              <w:top w:val="single" w:sz="1" w:space="0" w:color="CCCCCC"/>
+              <w:left w:val="single" w:sz="1" w:space="0" w:color="CCCCCC"/>
+              <w:bottom w:val="single" w:sz="1" w:space="0" w:color="CCCCCC"/>
+              <w:right w:val="single" w:sz="1" w:space="0" w:color="CCCCCC"/>
+            </w:tcBorders>
+            <w:tcMar>
+              <w:top w:w="60" w:type="dxa"/>
+              <w:left w:w="100" w:type="dxa"/>
+              <w:bottom w:w="60" w:type="dxa"/>
+              <w:right w:w="100" w:type="dxa"/>
+            </w:tcMar>
+          </w:tcPr>
+          <w:p>
+            <w:r>
+              <w:t>Rob ter Heine</w:t>
+            </w:r>
+          </w:p>
+        </w:tc>
+        <w:tc>
+          <w:tcPr>
+            <w:tcW w:w="3000" w:type="dxa"/>
+            <w:tcBorders>
+              <w:top w:val="single" w:sz="1" w:space="0" w:color="CCCCCC"/>
+              <w:left w:val="single" w:sz="1" w:space="0" w:color="CCCCCC"/>
+              <w:bottom w:val="single" w:sz="1" w:space="0" w:color="CCCCCC"/>
+              <w:right w:val="single" w:sz="1" w:space="0" w:color="CCCCCC"/>
+            </w:tcBorders>
+            <w:tcMar>
+              <w:top w:w="60" w:type="dxa"/>
+              <w:left w:w="100" w:type="dxa"/>
+              <w:bottom w:w="60" w:type="dxa"/>
+              <w:right w:w="100" w:type="dxa"/>
+            </w:tcMar>
+          </w:tcPr>
+          <w:p>
+            <w:r>
+              <w:rPr>
+                <w:sz w:val="20"/>
+                <w:szCs w:val="20"/>
+              </w:rPr>
+              <w:t>For NCA Assistant vX.Y.Z. New: chapter Working on a Controlled Installation (sign-in, records for review, review signatures, signature sheets, the audit trail page), Tutorial 8, Appendix E on setting up and administering a controlled installation, troubleshooting for controlled installations. The chapter on regulated use describes the controls of a controlled installation and the organisation's responsibilities.</w:t>
             </w:r>
           </w:p>
         </w:tc>

--- a/NCA_Assistant_User_Manual_v1.8.docx
+++ b/NCA_Assistant_User_Manual_v1.8.docx
@@ -17882,6 +17882,11 @@
       <w:pPr>
         <w:spacing w:after="120" w:line="276" w:lineRule="auto"/>
       </w:pPr>
+    </w:p>
+    <w:p>
+      <w:pPr>
+        <w:spacing w:after="120" w:line="276" w:lineRule="auto"/>
+      </w:pPr>
       <w:r>
         <w:rPr>
           <w:b/>
@@ -34381,6 +34386,11 @@
         </w:tc>
       </w:tr>
     </w:tbl>
+    <w:p>
+      <w:pPr>
+        <w:spacing w:after="120" w:line="276" w:lineRule="auto"/>
+      </w:pPr>
+    </w:p>
     <w:p>
       <w:pPr>
         <w:spacing w:after="120" w:line="276" w:lineRule="auto"/>

--- a/NCA_Assistant_User_Manual_v1.8.docx
+++ b/NCA_Assistant_User_Manual_v1.8.docx
@@ -33768,7 +33768,7 @@
       </w:pPr>
       <w:r>
         <w:rPr/>
-        <w:t>1. Install R and the validated package versions from validation/renv.lock into the site library, including shinymanager, DBI and RSQLite.</w:t>
+        <w:t>1. Install R, the system programs zip (the Analysis Records are built with it) and logger (security alerts go through it; on most Linux systems it comes with util-linux or bsdutils), and the validated package versions from validation/renv.lock into the site library, including shinymanager, DBI and RSQLite.</w:t>
       </w:r>
     </w:p>
     <w:p>
@@ -33795,7 +33795,7 @@
       </w:pPr>
       <w:r>
         <w:rPr/>
-        <w:t>4. Put nginx in front of it with HTTPS only, redirecting HTTP, with WebSocket support.</w:t>
+        <w:t>4. Put nginx in front of it with HTTPS only, redirecting HTTP. Three settings differ from nginx's defaults: WebSocket forwarding (the app talks to the browser over a WebSocket), a read timeout of an hour so that an open session is not cut off, and an upload limit above the app's 50 MB (the default of 1 MB refuses most data files). The example below has all three.</w:t>
       </w:r>
     </w:p>
     <w:p>
@@ -33822,7 +33822,7 @@
       </w:pPr>
       <w:r>
         <w:rPr/>
-        <w:t>7. Add a sudoers rule that lets the system owner run exactly Rscript /srv/shiny-server/nca/gxp/manage_users.R as shiny, and nothing else. Root access stays with IT, with the operating system's audit logging.</w:t>
+        <w:t>7. Add a sudoers rule that lets the system owner run exactly Rscript /srv/shiny-server/nca/gxp/manage_users.R as shiny, and nothing else (example below). Root access stays with IT, with the operating system's audit logging.</w:t>
       </w:r>
     </w:p>
     <w:p>
@@ -33831,7 +33831,7 @@
       </w:pPr>
       <w:r>
         <w:rPr/>
-        <w:t>8. Run sudo -u shiny Rscript gxp/manage_users.R init.</w:t>
+        <w:t>8. Run sudo -H -u shiny Rscript /srv/shiny-server/nca/gxp/manage_users.R init. The -H matters: without it R reads the system owner's own .Renviron and does not find the settings.</w:t>
       </w:r>
     </w:p>
     <w:p>
@@ -33858,6 +33858,410 @@
       </w:pPr>
       <w:r>
         <w:rPr/>
+        <w:t>Example Configuration</w:t>
+      </w:r>
+    </w:p>
+    <w:p>
+      <w:pPr>
+        <w:spacing w:after="120" w:line="276" w:lineRule="auto"/>
+      </w:pPr>
+      <w:r>
+        <w:rPr/>
+        <w:t>Adapt the names, paths and address to your server. Lines starting with # are comments.</w:t>
+      </w:r>
+    </w:p>
+    <w:p>
+      <w:pPr>
+        <w:spacing w:after="120" w:line="276" w:lineRule="auto"/>
+      </w:pPr>
+      <w:r>
+        <w:rPr/>
+        <w:t>/etc/shiny-server/shiny-server.conf:</w:t>
+      </w:r>
+    </w:p>
+    <w:p>
+      <w:pPr>
+        <w:spacing w:after="160" w:line="276" w:lineRule="auto" w:before="40"/>
+        <w:ind w:left="283"/>
+        <w:shd w:val="clear" w:color="auto" w:fill="F2F2F2"/>
+      </w:pPr>
+      <w:r>
+        <w:rPr>
+          <w:rFonts w:ascii="Courier New" w:hAnsi="Courier New" w:eastAsia="Courier New"/>
+          <w:sz w:val="17"/>
+        </w:rPr>
+        <w:t>run_as shiny;</w:t>
+        <w:br/>
+      </w:r>
+      <w:r>
+        <w:rPr>
+          <w:rFonts w:ascii="Courier New" w:hAnsi="Courier New" w:eastAsia="Courier New"/>
+          <w:sz w:val="17"/>
+        </w:rPr>
+        <w:t>server {</w:t>
+        <w:br/>
+      </w:r>
+      <w:r>
+        <w:rPr>
+          <w:rFonts w:ascii="Courier New" w:hAnsi="Courier New" w:eastAsia="Courier New"/>
+          <w:sz w:val="17"/>
+        </w:rPr>
+        <w:t xml:space="preserve">  listen 3838 127.0.0.1;          # only nginx on the same server can reach it</w:t>
+        <w:br/>
+      </w:r>
+      <w:r>
+        <w:rPr>
+          <w:rFonts w:ascii="Courier New" w:hAnsi="Courier New" w:eastAsia="Courier New"/>
+          <w:sz w:val="17"/>
+        </w:rPr>
+        <w:t xml:space="preserve">  location / {</w:t>
+        <w:br/>
+      </w:r>
+      <w:r>
+        <w:rPr>
+          <w:rFonts w:ascii="Courier New" w:hAnsi="Courier New" w:eastAsia="Courier New"/>
+          <w:sz w:val="17"/>
+        </w:rPr>
+        <w:t xml:space="preserve">    site_dir /srv/shiny-server;</w:t>
+        <w:br/>
+      </w:r>
+      <w:r>
+        <w:rPr>
+          <w:rFonts w:ascii="Courier New" w:hAnsi="Courier New" w:eastAsia="Courier New"/>
+          <w:sz w:val="17"/>
+        </w:rPr>
+        <w:t xml:space="preserve">    log_dir /var/log/shiny-server;</w:t>
+        <w:br/>
+      </w:r>
+      <w:r>
+        <w:rPr>
+          <w:rFonts w:ascii="Courier New" w:hAnsi="Courier New" w:eastAsia="Courier New"/>
+          <w:sz w:val="17"/>
+        </w:rPr>
+        <w:t xml:space="preserve">    app_idle_timeout 0;           # keep the app running between users</w:t>
+        <w:br/>
+      </w:r>
+      <w:r>
+        <w:rPr>
+          <w:rFonts w:ascii="Courier New" w:hAnsi="Courier New" w:eastAsia="Courier New"/>
+          <w:sz w:val="17"/>
+        </w:rPr>
+        <w:t xml:space="preserve">  }</w:t>
+        <w:br/>
+      </w:r>
+      <w:r>
+        <w:rPr>
+          <w:rFonts w:ascii="Courier New" w:hAnsi="Courier New" w:eastAsia="Courier New"/>
+          <w:sz w:val="17"/>
+        </w:rPr>
+        <w:t>}</w:t>
+      </w:r>
+    </w:p>
+    <w:p>
+      <w:pPr>
+        <w:spacing w:after="120" w:line="276" w:lineRule="auto"/>
+      </w:pPr>
+      <w:r>
+        <w:rPr/>
+        <w:t>/etc/nginx/conf.d/nca.conf (the app is then at https://nca.example.org/nca/):</w:t>
+      </w:r>
+    </w:p>
+    <w:p>
+      <w:pPr>
+        <w:spacing w:after="160" w:line="276" w:lineRule="auto" w:before="40"/>
+        <w:ind w:left="283"/>
+        <w:shd w:val="clear" w:color="auto" w:fill="F2F2F2"/>
+      </w:pPr>
+      <w:r>
+        <w:rPr>
+          <w:rFonts w:ascii="Courier New" w:hAnsi="Courier New" w:eastAsia="Courier New"/>
+          <w:sz w:val="17"/>
+        </w:rPr>
+        <w:t>map $http_upgrade $connection_upgrade { default upgrade; '' close; }</w:t>
+        <w:br/>
+      </w:r>
+      <w:r>
+        <w:rPr>
+          <w:rFonts w:ascii="Courier New" w:hAnsi="Courier New" w:eastAsia="Courier New"/>
+          <w:sz w:val="17"/>
+        </w:rPr>
+        <w:br/>
+      </w:r>
+      <w:r>
+        <w:rPr>
+          <w:rFonts w:ascii="Courier New" w:hAnsi="Courier New" w:eastAsia="Courier New"/>
+          <w:sz w:val="17"/>
+        </w:rPr>
+        <w:t>server {</w:t>
+        <w:br/>
+      </w:r>
+      <w:r>
+        <w:rPr>
+          <w:rFonts w:ascii="Courier New" w:hAnsi="Courier New" w:eastAsia="Courier New"/>
+          <w:sz w:val="17"/>
+        </w:rPr>
+        <w:t xml:space="preserve">  listen 80;</w:t>
+        <w:br/>
+      </w:r>
+      <w:r>
+        <w:rPr>
+          <w:rFonts w:ascii="Courier New" w:hAnsi="Courier New" w:eastAsia="Courier New"/>
+          <w:sz w:val="17"/>
+        </w:rPr>
+        <w:t xml:space="preserve">  server_name nca.example.org;</w:t>
+        <w:br/>
+      </w:r>
+      <w:r>
+        <w:rPr>
+          <w:rFonts w:ascii="Courier New" w:hAnsi="Courier New" w:eastAsia="Courier New"/>
+          <w:sz w:val="17"/>
+        </w:rPr>
+        <w:t xml:space="preserve">  return 301 https://$host$request_uri;</w:t>
+        <w:br/>
+      </w:r>
+      <w:r>
+        <w:rPr>
+          <w:rFonts w:ascii="Courier New" w:hAnsi="Courier New" w:eastAsia="Courier New"/>
+          <w:sz w:val="17"/>
+        </w:rPr>
+        <w:t>}</w:t>
+        <w:br/>
+      </w:r>
+      <w:r>
+        <w:rPr>
+          <w:rFonts w:ascii="Courier New" w:hAnsi="Courier New" w:eastAsia="Courier New"/>
+          <w:sz w:val="17"/>
+        </w:rPr>
+        <w:br/>
+      </w:r>
+      <w:r>
+        <w:rPr>
+          <w:rFonts w:ascii="Courier New" w:hAnsi="Courier New" w:eastAsia="Courier New"/>
+          <w:sz w:val="17"/>
+        </w:rPr>
+        <w:t>server {</w:t>
+        <w:br/>
+      </w:r>
+      <w:r>
+        <w:rPr>
+          <w:rFonts w:ascii="Courier New" w:hAnsi="Courier New" w:eastAsia="Courier New"/>
+          <w:sz w:val="17"/>
+        </w:rPr>
+        <w:t xml:space="preserve">  listen 443 ssl;</w:t>
+        <w:br/>
+      </w:r>
+      <w:r>
+        <w:rPr>
+          <w:rFonts w:ascii="Courier New" w:hAnsi="Courier New" w:eastAsia="Courier New"/>
+          <w:sz w:val="17"/>
+        </w:rPr>
+        <w:t xml:space="preserve">  server_name nca.example.org;</w:t>
+        <w:br/>
+      </w:r>
+      <w:r>
+        <w:rPr>
+          <w:rFonts w:ascii="Courier New" w:hAnsi="Courier New" w:eastAsia="Courier New"/>
+          <w:sz w:val="17"/>
+        </w:rPr>
+        <w:t xml:space="preserve">  ssl_certificate     /etc/ssl/certs/nca.crt;</w:t>
+        <w:br/>
+      </w:r>
+      <w:r>
+        <w:rPr>
+          <w:rFonts w:ascii="Courier New" w:hAnsi="Courier New" w:eastAsia="Courier New"/>
+          <w:sz w:val="17"/>
+        </w:rPr>
+        <w:t xml:space="preserve">  ssl_certificate_key /etc/ssl/private/nca.key;</w:t>
+        <w:br/>
+      </w:r>
+      <w:r>
+        <w:rPr>
+          <w:rFonts w:ascii="Courier New" w:hAnsi="Courier New" w:eastAsia="Courier New"/>
+          <w:sz w:val="17"/>
+        </w:rPr>
+        <w:t xml:space="preserve">  client_max_body_size 60m;       # the app accepts files up to 50 MB</w:t>
+        <w:br/>
+      </w:r>
+      <w:r>
+        <w:rPr>
+          <w:rFonts w:ascii="Courier New" w:hAnsi="Courier New" w:eastAsia="Courier New"/>
+          <w:sz w:val="17"/>
+        </w:rPr>
+        <w:br/>
+      </w:r>
+      <w:r>
+        <w:rPr>
+          <w:rFonts w:ascii="Courier New" w:hAnsi="Courier New" w:eastAsia="Courier New"/>
+          <w:sz w:val="17"/>
+        </w:rPr>
+        <w:t xml:space="preserve">  location / {</w:t>
+        <w:br/>
+      </w:r>
+      <w:r>
+        <w:rPr>
+          <w:rFonts w:ascii="Courier New" w:hAnsi="Courier New" w:eastAsia="Courier New"/>
+          <w:sz w:val="17"/>
+        </w:rPr>
+        <w:t xml:space="preserve">    proxy_pass http://127.0.0.1:3838/;</w:t>
+        <w:br/>
+      </w:r>
+      <w:r>
+        <w:rPr>
+          <w:rFonts w:ascii="Courier New" w:hAnsi="Courier New" w:eastAsia="Courier New"/>
+          <w:sz w:val="17"/>
+        </w:rPr>
+        <w:t xml:space="preserve">    proxy_http_version 1.1;</w:t>
+        <w:br/>
+      </w:r>
+      <w:r>
+        <w:rPr>
+          <w:rFonts w:ascii="Courier New" w:hAnsi="Courier New" w:eastAsia="Courier New"/>
+          <w:sz w:val="17"/>
+        </w:rPr>
+        <w:t xml:space="preserve">    proxy_set_header Upgrade $http_upgrade;</w:t>
+        <w:br/>
+      </w:r>
+      <w:r>
+        <w:rPr>
+          <w:rFonts w:ascii="Courier New" w:hAnsi="Courier New" w:eastAsia="Courier New"/>
+          <w:sz w:val="17"/>
+        </w:rPr>
+        <w:t xml:space="preserve">    proxy_set_header Connection $connection_upgrade;</w:t>
+        <w:br/>
+      </w:r>
+      <w:r>
+        <w:rPr>
+          <w:rFonts w:ascii="Courier New" w:hAnsi="Courier New" w:eastAsia="Courier New"/>
+          <w:sz w:val="17"/>
+        </w:rPr>
+        <w:t xml:space="preserve">    proxy_set_header Host $host;</w:t>
+        <w:br/>
+      </w:r>
+      <w:r>
+        <w:rPr>
+          <w:rFonts w:ascii="Courier New" w:hAnsi="Courier New" w:eastAsia="Courier New"/>
+          <w:sz w:val="17"/>
+        </w:rPr>
+        <w:t xml:space="preserve">    proxy_set_header X-Forwarded-Proto $scheme;</w:t>
+        <w:br/>
+      </w:r>
+      <w:r>
+        <w:rPr>
+          <w:rFonts w:ascii="Courier New" w:hAnsi="Courier New" w:eastAsia="Courier New"/>
+          <w:sz w:val="17"/>
+        </w:rPr>
+        <w:t xml:space="preserve">    proxy_read_timeout 3600s;     # do not cut off an open session</w:t>
+        <w:br/>
+      </w:r>
+      <w:r>
+        <w:rPr>
+          <w:rFonts w:ascii="Courier New" w:hAnsi="Courier New" w:eastAsia="Courier New"/>
+          <w:sz w:val="17"/>
+        </w:rPr>
+        <w:t xml:space="preserve">    proxy_buffering off;</w:t>
+        <w:br/>
+      </w:r>
+      <w:r>
+        <w:rPr>
+          <w:rFonts w:ascii="Courier New" w:hAnsi="Courier New" w:eastAsia="Courier New"/>
+          <w:sz w:val="17"/>
+        </w:rPr>
+        <w:t xml:space="preserve">  }</w:t>
+        <w:br/>
+      </w:r>
+      <w:r>
+        <w:rPr>
+          <w:rFonts w:ascii="Courier New" w:hAnsi="Courier New" w:eastAsia="Courier New"/>
+          <w:sz w:val="17"/>
+        </w:rPr>
+        <w:t>}</w:t>
+      </w:r>
+    </w:p>
+    <w:p>
+      <w:pPr>
+        <w:spacing w:after="120" w:line="276" w:lineRule="auto"/>
+      </w:pPr>
+      <w:r>
+        <w:rPr/>
+        <w:t>/home/shiny/.Renviron (owner shiny, mode 0600):</w:t>
+      </w:r>
+    </w:p>
+    <w:p>
+      <w:pPr>
+        <w:spacing w:after="160" w:line="276" w:lineRule="auto" w:before="40"/>
+        <w:ind w:left="283"/>
+        <w:shd w:val="clear" w:color="auto" w:fill="F2F2F2"/>
+      </w:pPr>
+      <w:r>
+        <w:rPr>
+          <w:rFonts w:ascii="Courier New" w:hAnsi="Courier New" w:eastAsia="Courier New"/>
+          <w:sz w:val="17"/>
+        </w:rPr>
+        <w:t>NCA_GXP_DIR=/srv/nca-gxp</w:t>
+        <w:br/>
+      </w:r>
+      <w:r>
+        <w:rPr>
+          <w:rFonts w:ascii="Courier New" w:hAnsi="Courier New" w:eastAsia="Courier New"/>
+          <w:sz w:val="17"/>
+        </w:rPr>
+        <w:t>NCA_GXP_KEY=&lt;a long passphrase, kept only here and in your password vault&gt;</w:t>
+        <w:br/>
+      </w:r>
+      <w:r>
+        <w:rPr>
+          <w:rFonts w:ascii="Courier New" w:hAnsi="Courier New" w:eastAsia="Courier New"/>
+          <w:sz w:val="17"/>
+        </w:rPr>
+        <w:t>NCA_GXP_ORG=Your Organisation</w:t>
+        <w:br/>
+      </w:r>
+      <w:r>
+        <w:rPr>
+          <w:rFonts w:ascii="Courier New" w:hAnsi="Courier New" w:eastAsia="Courier New"/>
+          <w:sz w:val="17"/>
+        </w:rPr>
+        <w:t>NCA_GXP_WORK_HOURS=07:00-19:00</w:t>
+      </w:r>
+    </w:p>
+    <w:p>
+      <w:pPr>
+        <w:spacing w:after="120" w:line="276" w:lineRule="auto"/>
+      </w:pPr>
+      <w:r>
+        <w:rPr/>
+        <w:t>/etc/sudoers.d/nca (edit with visudo -f /etc/sudoers.d/nca; replace jdoe by the system owner's account, and /usr/bin/Rscript by the path that which Rscript shows):</w:t>
+      </w:r>
+    </w:p>
+    <w:p>
+      <w:pPr>
+        <w:spacing w:after="160" w:line="276" w:lineRule="auto" w:before="40"/>
+        <w:ind w:left="283"/>
+        <w:shd w:val="clear" w:color="auto" w:fill="F2F2F2"/>
+      </w:pPr>
+      <w:r>
+        <w:rPr>
+          <w:rFonts w:ascii="Courier New" w:hAnsi="Courier New" w:eastAsia="Courier New"/>
+          <w:sz w:val="17"/>
+        </w:rPr>
+        <w:t>jdoe ALL=(shiny) /usr/bin/Rscript /srv/shiny-server/nca/gxp/manage_users.R *</w:t>
+      </w:r>
+    </w:p>
+    <w:p>
+      <w:pPr>
+        <w:spacing w:after="120" w:line="276" w:lineRule="auto"/>
+      </w:pPr>
+      <w:r>
+        <w:rPr/>
+        <w:t>After a change to these files, restart Shiny Server and reload nginx. Then check that the app starts in controlled mode: the audit trail's first app_started entry names the controlled directory, and a file of 5 MB or more uploads without an error.</w:t>
+      </w:r>
+    </w:p>
+    <w:p>
+      <w:pPr>
+        <w:pStyle w:val="Kop3"/>
+      </w:pPr>
+      <w:r>
+        <w:rPr/>
         <w:t>Managing Accounts</w:t>
       </w:r>
     </w:p>
@@ -33867,7 +34271,7 @@
       </w:pPr>
       <w:r>
         <w:rPr/>
-        <w:t>The system owner runs every command as: sudo -u shiny Rscript gxp/manage_users.R command. Every change is logged under the system owner's own name, with the reason given. There is no delete: a user ID is never used again.</w:t>
+        <w:t>The system owner runs every command as: sudo -H -u shiny Rscript /srv/shiny-server/nca/gxp/manage_users.R command. Every change is logged under the system owner's own name, with the reason given. There is no delete: a user ID is never used again.</w:t>
       </w:r>
     </w:p>
     <w:tbl>
@@ -34451,7 +34855,156 @@
       </w:pPr>
       <w:r>
         <w:rPr/>
-        <w:t>For training and for Tutorial 8, run controlled mode on your own computer. Put NCA_GXP_DIR (a folder on your local disk, not in OneDrive or a network folder), NCA_GXP_KEY and NCA_GXP_ORG in the .Renviron file in your home folder, run Rscript gxp/manage_users.R init and add from the app folder (no sudo), and start the app as usual. A training installation is not a qualified setup: you own the folder that holds its audit trail.</w:t>
+        <w:t>For training and for Tutorial 8, run controlled mode on your own computer. Use a separate copy of the app folder for it: the settings go in a file in that folder, so the app runs in controlled mode only when you start it from there, and your normal installation stays as it is. A training installation is not a qualified setup, because you own the folder that holds its audit trail.</w:t>
+      </w:r>
+    </w:p>
+    <w:p>
+      <w:pPr>
+        <w:spacing w:after="120" w:line="276" w:lineRule="auto"/>
+      </w:pPr>
+      <w:r>
+        <w:rPr/>
+        <w:t>On macOS and Linux:</w:t>
+      </w:r>
+    </w:p>
+    <w:p>
+      <w:pPr>
+        <w:spacing w:after="120" w:line="276" w:lineRule="auto"/>
+      </w:pPr>
+      <w:r>
+        <w:rPr/>
+        <w:t>1. Install the app as described in Installing the App on Your Own Computer. The installation script also installs shinymanager, DBI and RSQLite.</w:t>
+      </w:r>
+    </w:p>
+    <w:p>
+      <w:pPr>
+        <w:spacing w:after="120" w:line="276" w:lineRule="auto"/>
+      </w:pPr>
+      <w:r>
+        <w:rPr/>
+        <w:t>2. Copy the app folder, for example to ~/nca-training-app, and create an empty folder for the controlled data, for example ~/nca-training-data. Keep both on your local disk, not in OneDrive, Dropbox or a network folder: the audit trail can be damaged there.</w:t>
+      </w:r>
+    </w:p>
+    <w:p>
+      <w:pPr>
+        <w:spacing w:after="120" w:line="276" w:lineRule="auto"/>
+      </w:pPr>
+      <w:r>
+        <w:rPr/>
+        <w:t>3. In ~/nca-training-app, create a text file named .Renviron with these three lines (use the full path of your data folder):</w:t>
+      </w:r>
+    </w:p>
+    <w:p>
+      <w:pPr>
+        <w:spacing w:after="160" w:line="276" w:lineRule="auto" w:before="40"/>
+        <w:ind w:left="283"/>
+        <w:shd w:val="clear" w:color="auto" w:fill="F2F2F2"/>
+      </w:pPr>
+      <w:r>
+        <w:rPr>
+          <w:rFonts w:ascii="Courier New" w:hAnsi="Courier New" w:eastAsia="Courier New"/>
+          <w:sz w:val="17"/>
+        </w:rPr>
+        <w:t>NCA_GXP_DIR=/Users/yourname/nca-training-data</w:t>
+        <w:br/>
+      </w:r>
+      <w:r>
+        <w:rPr>
+          <w:rFonts w:ascii="Courier New" w:hAnsi="Courier New" w:eastAsia="Courier New"/>
+          <w:sz w:val="17"/>
+        </w:rPr>
+        <w:t>NCA_GXP_KEY=training-only-passphrase</w:t>
+        <w:br/>
+      </w:r>
+      <w:r>
+        <w:rPr>
+          <w:rFonts w:ascii="Courier New" w:hAnsi="Courier New" w:eastAsia="Courier New"/>
+          <w:sz w:val="17"/>
+        </w:rPr>
+        <w:t>NCA_GXP_ORG=Training</w:t>
+      </w:r>
+    </w:p>
+    <w:p>
+      <w:pPr>
+        <w:spacing w:after="120" w:line="276" w:lineRule="auto"/>
+      </w:pPr>
+      <w:r>
+        <w:rPr/>
+        <w:t>4. Open a terminal, go to the app folder and create the audit trail and two accounts:</w:t>
+      </w:r>
+    </w:p>
+    <w:p>
+      <w:pPr>
+        <w:spacing w:after="160" w:line="276" w:lineRule="auto" w:before="40"/>
+        <w:ind w:left="283"/>
+        <w:shd w:val="clear" w:color="auto" w:fill="F2F2F2"/>
+      </w:pPr>
+      <w:r>
+        <w:rPr>
+          <w:rFonts w:ascii="Courier New" w:hAnsi="Courier New" w:eastAsia="Courier New"/>
+          <w:sz w:val="17"/>
+        </w:rPr>
+        <w:t>cd ~/nca-training-app</w:t>
+        <w:br/>
+      </w:r>
+      <w:r>
+        <w:rPr>
+          <w:rFonts w:ascii="Courier New" w:hAnsi="Courier New" w:eastAsia="Courier New"/>
+          <w:sz w:val="17"/>
+        </w:rPr>
+        <w:t>Rscript gxp/manage_users.R init</w:t>
+        <w:br/>
+      </w:r>
+      <w:r>
+        <w:rPr>
+          <w:rFonts w:ascii="Courier New" w:hAnsi="Courier New" w:eastAsia="Courier New"/>
+          <w:sz w:val="17"/>
+        </w:rPr>
+        <w:t>Rscript gxp/manage_users.R add trainee1 "Trainee One" analyst "training"</w:t>
+        <w:br/>
+      </w:r>
+      <w:r>
+        <w:rPr>
+          <w:rFonts w:ascii="Courier New" w:hAnsi="Courier New" w:eastAsia="Courier New"/>
+          <w:sz w:val="17"/>
+        </w:rPr>
+        <w:t>Rscript gxp/manage_users.R add trainer1 "Trainer One" reviewer "training"</w:t>
+      </w:r>
+    </w:p>
+    <w:p>
+      <w:pPr>
+        <w:spacing w:after="120" w:line="276" w:lineRule="auto"/>
+      </w:pPr>
+      <w:r>
+        <w:rPr/>
+        <w:t>5. Start the app from the same folder: Rscript -e "shiny::runApp(launch.browser = TRUE)". (In RStudio, open the folder as a project with File &gt; New Project &gt; Existing Directory: R then starts in this folder and reads its .Renviron file.)</w:t>
+      </w:r>
+    </w:p>
+    <w:p>
+      <w:pPr>
+        <w:spacing w:after="120" w:line="276" w:lineRule="auto"/>
+      </w:pPr>
+      <w:r>
+        <w:rPr/>
+        <w:t>6. Sign in as trainee1 with admin and choose a new password. Open a second browser, or a private window, and sign in there as trainer1. You can now do Tutorial 8.</w:t>
+      </w:r>
+    </w:p>
+    <w:p>
+      <w:pPr>
+        <w:spacing w:after="120" w:line="276" w:lineRule="auto"/>
+      </w:pPr>
+      <w:r>
+        <w:rPr/>
+        <w:t>On Windows the steps are the same, with these differences. Use forward slashes in the path in .Renviron (NCA_GXP_DIR=C:/Users/yourname/nca-training-data). Create .Renviron in the app folder with Notepad: choose All files as the file type, so it is not saved as .Renviron.txt. Run the commands in a Command Prompt in the app folder; if Rscript is not found, use its full path, for example "C:\Program Files\R\R-4.6.0\bin\Rscript.exe". Security alerts are written to security_alerts.log in the data folder, because Windows has no logger.</w:t>
+      </w:r>
+    </w:p>
+    <w:p>
+      <w:pPr>
+        <w:spacing w:after="120" w:line="276" w:lineRule="auto"/>
+      </w:pPr>
+      <w:r>
+        <w:rPr/>
+        <w:t>After the training, delete both folders. They hold only training data; your normal installation is untouched.</w:t>
       </w:r>
     </w:p>
     <w:p>
